--- a/cartas_timbradas/TIMBRADA - (01)_MOTORISTA (02)_VEICULOS.docx
+++ b/cartas_timbradas/TIMBRADA - (01)_MOTORISTA (02)_VEICULOS.docx
@@ -7,485 +7,16 @@
         <w:rPr>
           <w:noProof/>
         </w:rPr>
-        <w:drawing>
-          <wp:anchor distT="0" distB="0" distL="114300" distR="114300" simplePos="0" relativeHeight="251658240" behindDoc="1" locked="0" layoutInCell="1" allowOverlap="1" wp14:anchorId="21FB4B3E" wp14:editId="102F06F3">
-            <wp:simplePos x="0" y="0"/>
-            <wp:positionH relativeFrom="column">
-              <wp:posOffset>-1062990</wp:posOffset>
-            </wp:positionH>
-            <wp:positionV relativeFrom="paragraph">
-              <wp:posOffset>-617855</wp:posOffset>
-            </wp:positionV>
-            <wp:extent cx="7543800" cy="10668000"/>
-            <wp:effectExtent l="0" t="0" r="0" b="0"/>
-            <wp:wrapNone/>
-            <wp:docPr id="777114899" name="Imagem 1"/>
-            <wp:cNvGraphicFramePr>
-              <a:graphicFrameLocks xmlns:a="http://schemas.openxmlformats.org/drawingml/2006/main" noChangeAspect="1"/>
-            </wp:cNvGraphicFramePr>
-            <a:graphic xmlns:a="http://schemas.openxmlformats.org/drawingml/2006/main">
-              <a:graphicData uri="http://schemas.openxmlformats.org/drawingml/2006/picture">
-                <pic:pic xmlns:pic="http://schemas.openxmlformats.org/drawingml/2006/picture">
-                  <pic:nvPicPr>
-                    <pic:cNvPr id="777114899" name="Imagem 1"/>
-                    <pic:cNvPicPr>
-                      <a:picLocks noChangeAspect="1" noChangeArrowheads="1"/>
-                    </pic:cNvPicPr>
-                  </pic:nvPicPr>
-                  <pic:blipFill>
-                    <a:blip r:embed="rId10">
-                      <a:alphaModFix/>
-                      <a:extLst>
-                        <a:ext uri="{28A0092B-C50C-407E-A947-70E740481C1C}">
-                          <a14:useLocalDpi xmlns:a14="http://schemas.microsoft.com/office/drawing/2010/main" val="0"/>
-                        </a:ext>
-                      </a:extLst>
-                    </a:blip>
-                    <a:srcRect/>
-                    <a:stretch>
-                      <a:fillRect/>
-                    </a:stretch>
-                  </pic:blipFill>
-                  <pic:spPr bwMode="auto">
-                    <a:xfrm>
-                      <a:off x="0" y="0"/>
-                      <a:ext cx="7543800" cy="10668000"/>
-                    </a:xfrm>
-                    <a:prstGeom prst="rect">
-                      <a:avLst/>
-                    </a:prstGeom>
-                    <a:noFill/>
-                    <a:ln>
-                      <a:noFill/>
-                    </a:ln>
-                  </pic:spPr>
-                </pic:pic>
-              </a:graphicData>
-            </a:graphic>
-            <wp14:sizeRelH relativeFrom="page">
-              <wp14:pctWidth>0</wp14:pctWidth>
-            </wp14:sizeRelH>
-            <wp14:sizeRelV relativeFrom="page">
-              <wp14:pctHeight>0</wp14:pctHeight>
-            </wp14:sizeRelV>
-          </wp:anchor>
-        </w:drawing>
-      </w:r>
-      <w:r>
-        <w:rPr>
-          <w:noProof/>
-        </w:rPr>
-        <w:drawing>
-          <wp:anchor distT="0" distB="0" distL="114300" distR="114300" simplePos="0" relativeHeight="251660291" behindDoc="1" locked="0" layoutInCell="1" allowOverlap="1" wp14:anchorId="2AB3A0A9" wp14:editId="213055D3">
-            <wp:simplePos x="0" y="0"/>
-            <wp:positionH relativeFrom="column">
-              <wp:posOffset>1815464</wp:posOffset>
-            </wp:positionH>
-            <wp:positionV relativeFrom="paragraph">
-              <wp:posOffset>-10795</wp:posOffset>
-            </wp:positionV>
-            <wp:extent cx="1639527" cy="960120"/>
-            <wp:effectExtent l="0" t="0" r="0" b="0"/>
-            <wp:wrapNone/>
-            <wp:docPr id="549195533" name="Imagem 10" descr="Forma, Seta, Círculo&#10;&#10;Descrição gerada automaticamente"/>
-            <wp:cNvGraphicFramePr>
-              <a:graphicFrameLocks xmlns:a="http://schemas.openxmlformats.org/drawingml/2006/main" noChangeAspect="1"/>
-            </wp:cNvGraphicFramePr>
-            <a:graphic xmlns:a="http://schemas.openxmlformats.org/drawingml/2006/main">
-              <a:graphicData uri="http://schemas.openxmlformats.org/drawingml/2006/picture">
-                <pic:pic xmlns:pic="http://schemas.openxmlformats.org/drawingml/2006/picture">
-                  <pic:nvPicPr>
-                    <pic:cNvPr id="549195533" name="Imagem 10" descr="Forma, Seta, Círculo&#10;&#10;Descrição gerada automaticamente"/>
-                    <pic:cNvPicPr>
-                      <a:picLocks noChangeAspect="1" noChangeArrowheads="1"/>
-                    </pic:cNvPicPr>
-                  </pic:nvPicPr>
-                  <pic:blipFill>
-                    <a:blip r:embed="rId11" cstate="print">
-                      <a:extLst>
-                        <a:ext uri="{28A0092B-C50C-407E-A947-70E740481C1C}">
-                          <a14:useLocalDpi xmlns:a14="http://schemas.microsoft.com/office/drawing/2010/main" val="0"/>
-                        </a:ext>
-                      </a:extLst>
-                    </a:blip>
-                    <a:srcRect/>
-                    <a:stretch>
-                      <a:fillRect/>
-                    </a:stretch>
-                  </pic:blipFill>
-                  <pic:spPr bwMode="auto">
-                    <a:xfrm>
-                      <a:off x="0" y="0"/>
-                      <a:ext cx="1640119" cy="960467"/>
-                    </a:xfrm>
-                    <a:prstGeom prst="rect">
-                      <a:avLst/>
-                    </a:prstGeom>
-                    <a:noFill/>
-                    <a:ln>
-                      <a:noFill/>
-                    </a:ln>
-                  </pic:spPr>
-                </pic:pic>
-              </a:graphicData>
-            </a:graphic>
-            <wp14:sizeRelH relativeFrom="margin">
-              <wp14:pctWidth>0</wp14:pctWidth>
-            </wp14:sizeRelH>
-            <wp14:sizeRelV relativeFrom="margin">
-              <wp14:pctHeight>0</wp14:pctHeight>
-            </wp14:sizeRelV>
-          </wp:anchor>
-        </w:drawing>
-      </w:r>
-    </w:p>
-    <w:p/>
-    <w:p>
-      <w:pPr>
-        <w:rPr>
-          <w14:shadow w14:blurRad="50800" w14:dist="50800" w14:dir="5400000" w14:sx="0" w14:sy="0" w14:kx="0" w14:ky="0" w14:algn="ctr">
-            <w14:srgbClr w14:val="000000"/>
-          </w14:shadow>
-        </w:rPr>
-      </w:pPr>
-      <w:r>
-        <w:rPr>
-          <w:noProof/>
-        </w:rPr>
         <mc:AlternateContent>
           <mc:Choice Requires="wps">
             <w:drawing>
-              <wp:anchor distT="0" distB="0" distL="114300" distR="114300" simplePos="0" relativeHeight="251657216" behindDoc="0" locked="0" layoutInCell="1" allowOverlap="1" wp14:anchorId="47F2A449" wp14:editId="6CB1B66D">
+              <wp:anchor distT="0" distB="0" distL="114300" distR="114300" simplePos="0" relativeHeight="251659264" behindDoc="0" locked="0" layoutInCell="1" allowOverlap="1" wp14:anchorId="3E3BCC5E" wp14:editId="7003F0FA">
                 <wp:simplePos x="0" y="0"/>
-                <wp:positionH relativeFrom="page">
-                  <wp:posOffset>4434840</wp:posOffset>
+                <wp:positionH relativeFrom="column">
+                  <wp:posOffset>-426720</wp:posOffset>
                 </wp:positionH>
                 <wp:positionV relativeFrom="paragraph">
-                  <wp:posOffset>8486140</wp:posOffset>
-                </wp:positionV>
-                <wp:extent cx="3116580" cy="723900"/>
-                <wp:effectExtent l="0" t="0" r="0" b="0"/>
-                <wp:wrapNone/>
-                <wp:docPr id="1524728400" name="Caixa de Texto 1"/>
-                <wp:cNvGraphicFramePr/>
-                <a:graphic xmlns:a="http://schemas.openxmlformats.org/drawingml/2006/main">
-                  <a:graphicData uri="http://schemas.microsoft.com/office/word/2010/wordprocessingShape">
-                    <wps:wsp>
-                      <wps:cNvSpPr txBox="1"/>
-                      <wps:spPr>
-                        <a:xfrm>
-                          <a:off x="0" y="0"/>
-                          <a:ext cx="3116580" cy="723900"/>
-                        </a:xfrm>
-                        <a:prstGeom prst="rect">
-                          <a:avLst/>
-                        </a:prstGeom>
-                        <a:noFill/>
-                        <a:ln>
-                          <a:noFill/>
-                        </a:ln>
-                      </wps:spPr>
-                      <wps:txbx>
-                        <w:txbxContent>
-                          <w:p>
-                            <w:pPr>
-                              <w:rPr>
-                                <w:sz w:val="28"/>
-                                <w:szCs w:val="28"/>
-                              </w:rPr>
-                            </w:pPr>
-                            <w:r>
-                              <w:rPr>
-                                <w:sz w:val="28"/>
-                                <w:szCs w:val="28"/>
-                              </w:rPr>
-                              <w:t xml:space="preserve">J&amp;C Gestão de Riscos </w:t>
-                            </w:r>
-                            <w:r>
-                              <w:rPr>
-                                <w:sz w:val="28"/>
-                                <w:szCs w:val="28"/>
-                              </w:rPr>
-                              <w:br/>
-                              <w:t xml:space="preserve">Barueri, SP, </w:t>
-                            </w:r>
-                            <w:r>
-                              <w:rPr>
-                                <w:sz w:val="28"/>
-                                <w:szCs w:val="28"/>
-                              </w:rPr>
-                              <w:t>{{</w:t>
-                            </w:r>
-                            <w:r>
-                              <w:rPr>
-                                <w:sz w:val="28"/>
-                                <w:szCs w:val="28"/>
-                              </w:rPr>
-                              <w:t>dia</w:t>
-                            </w:r>
-                            <w:r>
-                              <w:rPr>
-                                <w:sz w:val="28"/>
-                                <w:szCs w:val="28"/>
-                              </w:rPr>
-                              <w:t xml:space="preserve">}} </w:t>
-                            </w:r>
-                            <w:r>
-                              <w:rPr>
-                                <w:sz w:val="28"/>
-                                <w:szCs w:val="28"/>
-                              </w:rPr>
-                              <w:t xml:space="preserve">de </w:t>
-                            </w:r>
-                            <w:r>
-                              <w:rPr>
-                                <w:sz w:val="28"/>
-                                <w:szCs w:val="28"/>
-                              </w:rPr>
-                              <w:t>{{</w:t>
-                            </w:r>
-                            <w:proofErr w:type="spellStart"/>
-                            <w:r>
-                              <w:rPr>
-                                <w:sz w:val="28"/>
-                                <w:szCs w:val="28"/>
-                              </w:rPr>
-                              <w:t>mes</w:t>
-                            </w:r>
-                            <w:proofErr w:type="spellEnd"/>
-                            <w:r>
-                              <w:rPr>
-                                <w:sz w:val="28"/>
-                                <w:szCs w:val="28"/>
-                              </w:rPr>
-                              <w:t xml:space="preserve">}} </w:t>
-                            </w:r>
-                            <w:r>
-                              <w:rPr>
-                                <w:sz w:val="28"/>
-                                <w:szCs w:val="28"/>
-                              </w:rPr>
-                              <w:t xml:space="preserve">de </w:t>
-                            </w:r>
-                            <w:r>
-                              <w:rPr>
-                                <w:sz w:val="28"/>
-                                <w:szCs w:val="28"/>
-                              </w:rPr>
-                              <w:t>{{</w:t>
-                            </w:r>
-                            <w:r>
-                              <w:rPr>
-                                <w:sz w:val="28"/>
-                                <w:szCs w:val="28"/>
-                              </w:rPr>
-                              <w:t>ano</w:t>
-                            </w:r>
-                            <w:r>
-                              <w:rPr>
-                                <w:sz w:val="28"/>
-                                <w:szCs w:val="28"/>
-                              </w:rPr>
-                              <w:t>}}</w:t>
-                            </w:r>
-                          </w:p>
-                          <w:p>
-                            <w:pPr>
-                              <w:ind w:left="-1701"/>
-                              <w:jc w:val="center"/>
-                              <w:rPr>
-                                <w:noProof/>
-                                <w:color w:val="000000" w:themeColor="text1"/>
-                                <w:sz w:val="72"/>
-                                <w:szCs w:val="72"/>
-                                <w14:shadow w14:blurRad="38100" w14:dist="19050" w14:dir="2700000" w14:sx="100000" w14:sy="100000" w14:kx="0" w14:ky="0" w14:algn="tl">
-                                  <w14:schemeClr w14:val="dk1">
-                                    <w14:alpha w14:val="60000"/>
-                                  </w14:schemeClr>
-                                </w14:shadow>
-                                <w14:textOutline w14:w="0" w14:cap="flat" w14:cmpd="sng" w14:algn="ctr">
-                                  <w14:noFill/>
-                                  <w14:prstDash w14:val="solid"/>
-                                  <w14:round/>
-                                </w14:textOutline>
-                              </w:rPr>
-                            </w:pPr>
-                          </w:p>
-                        </w:txbxContent>
-                      </wps:txbx>
-                      <wps:bodyPr rot="0" spcFirstLastPara="0" vertOverflow="overflow" horzOverflow="overflow" vert="horz" wrap="square" lIns="91440" tIns="45720" rIns="91440" bIns="45720" numCol="1" spcCol="0" rtlCol="0" fromWordArt="0" anchor="t" anchorCtr="0" forceAA="0" compatLnSpc="1">
-                        <a:prstTxWarp prst="textNoShape">
-                          <a:avLst/>
-                        </a:prstTxWarp>
-                        <a:noAutofit/>
-                      </wps:bodyPr>
-                    </wps:wsp>
-                  </a:graphicData>
-                </a:graphic>
-                <wp14:sizeRelH relativeFrom="margin">
-                  <wp14:pctWidth>0</wp14:pctWidth>
-                </wp14:sizeRelH>
-                <wp14:sizeRelV relativeFrom="margin">
-                  <wp14:pctHeight>0</wp14:pctHeight>
-                </wp14:sizeRelV>
-              </wp:anchor>
-            </w:drawing>
-          </mc:Choice>
-          <mc:Fallback>
-            <w:pict>
-              <v:shapetype w14:anchorId="47F2A449" id="_x0000_t202" coordsize="21600,21600" o:spt="202" path="m,l,21600r21600,l21600,xe">
-                <v:stroke joinstyle="miter"/>
-                <v:path gradientshapeok="t" o:connecttype="rect"/>
-              </v:shapetype>
-              <v:shape id="Caixa de Texto 1" o:spid="_x0000_s1026" type="#_x0000_t202" style="position:absolute;margin-left:349.2pt;margin-top:668.2pt;width:245.4pt;height:57pt;z-index:251657216;visibility:visible;mso-wrap-style:square;mso-width-percent:0;mso-height-percent:0;mso-wrap-distance-left:9pt;mso-wrap-distance-top:0;mso-wrap-distance-right:9pt;mso-wrap-distance-bottom:0;mso-position-horizontal:absolute;mso-position-horizontal-relative:page;mso-position-vertical:absolute;mso-position-vertical-relative:text;mso-width-percent:0;mso-height-percent:0;mso-width-relative:margin;mso-height-relative:margin;v-text-anchor:top" o:gfxdata="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" filled="f" stroked="f">
-                <v:textbox>
-                  <w:txbxContent>
-                    <w:p>
-                      <w:pPr>
-                        <w:rPr>
-                          <w:sz w:val="28"/>
-                          <w:szCs w:val="28"/>
-                        </w:rPr>
-                      </w:pPr>
-                      <w:r>
-                        <w:rPr>
-                          <w:sz w:val="28"/>
-                          <w:szCs w:val="28"/>
-                        </w:rPr>
-                        <w:t xml:space="preserve">J&amp;C Gestão de Riscos </w:t>
-                      </w:r>
-                      <w:r>
-                        <w:rPr>
-                          <w:sz w:val="28"/>
-                          <w:szCs w:val="28"/>
-                        </w:rPr>
-                        <w:br/>
-                        <w:t xml:space="preserve">Barueri, SP, </w:t>
-                      </w:r>
-                      <w:r>
-                        <w:rPr>
-                          <w:sz w:val="28"/>
-                          <w:szCs w:val="28"/>
-                        </w:rPr>
-                        <w:t>{{</w:t>
-                      </w:r>
-                      <w:r>
-                        <w:rPr>
-                          <w:sz w:val="28"/>
-                          <w:szCs w:val="28"/>
-                        </w:rPr>
-                        <w:t>dia</w:t>
-                      </w:r>
-                      <w:r>
-                        <w:rPr>
-                          <w:sz w:val="28"/>
-                          <w:szCs w:val="28"/>
-                        </w:rPr>
-                        <w:t xml:space="preserve">}} </w:t>
-                      </w:r>
-                      <w:r>
-                        <w:rPr>
-                          <w:sz w:val="28"/>
-                          <w:szCs w:val="28"/>
-                        </w:rPr>
-                        <w:t xml:space="preserve">de </w:t>
-                      </w:r>
-                      <w:r>
-                        <w:rPr>
-                          <w:sz w:val="28"/>
-                          <w:szCs w:val="28"/>
-                        </w:rPr>
-                        <w:t>{{</w:t>
-                      </w:r>
-                      <w:proofErr w:type="spellStart"/>
-                      <w:r>
-                        <w:rPr>
-                          <w:sz w:val="28"/>
-                          <w:szCs w:val="28"/>
-                        </w:rPr>
-                        <w:t>mes</w:t>
-                      </w:r>
-                      <w:proofErr w:type="spellEnd"/>
-                      <w:r>
-                        <w:rPr>
-                          <w:sz w:val="28"/>
-                          <w:szCs w:val="28"/>
-                        </w:rPr>
-                        <w:t xml:space="preserve">}} </w:t>
-                      </w:r>
-                      <w:r>
-                        <w:rPr>
-                          <w:sz w:val="28"/>
-                          <w:szCs w:val="28"/>
-                        </w:rPr>
-                        <w:t xml:space="preserve">de </w:t>
-                      </w:r>
-                      <w:r>
-                        <w:rPr>
-                          <w:sz w:val="28"/>
-                          <w:szCs w:val="28"/>
-                        </w:rPr>
-                        <w:t>{{</w:t>
-                      </w:r>
-                      <w:r>
-                        <w:rPr>
-                          <w:sz w:val="28"/>
-                          <w:szCs w:val="28"/>
-                        </w:rPr>
-                        <w:t>ano</w:t>
-                      </w:r>
-                      <w:r>
-                        <w:rPr>
-                          <w:sz w:val="28"/>
-                          <w:szCs w:val="28"/>
-                        </w:rPr>
-                        <w:t>}}</w:t>
-                      </w:r>
-                    </w:p>
-                    <w:p>
-                      <w:pPr>
-                        <w:ind w:left="-1701"/>
-                        <w:jc w:val="center"/>
-                        <w:rPr>
-                          <w:noProof/>
-                          <w:color w:val="000000" w:themeColor="text1"/>
-                          <w:sz w:val="72"/>
-                          <w:szCs w:val="72"/>
-                          <w14:shadow w14:blurRad="38100" w14:dist="19050" w14:dir="2700000" w14:sx="100000" w14:sy="100000" w14:kx="0" w14:ky="0" w14:algn="tl">
-                            <w14:schemeClr w14:val="dk1">
-                              <w14:alpha w14:val="60000"/>
-                            </w14:schemeClr>
-                          </w14:shadow>
-                          <w14:textOutline w14:w="0" w14:cap="flat" w14:cmpd="sng" w14:algn="ctr">
-                            <w14:noFill/>
-                            <w14:prstDash w14:val="solid"/>
-                            <w14:round/>
-                          </w14:textOutline>
-                        </w:rPr>
-                      </w:pPr>
-                    </w:p>
-                  </w:txbxContent>
-                </v:textbox>
-                <w10:wrap anchorx="page"/>
-              </v:shape>
-            </w:pict>
-          </mc:Fallback>
-        </mc:AlternateContent>
-      </w:r>
-      <w:r>
-        <w:rPr>
-          <w:noProof/>
-        </w:rPr>
-        <mc:AlternateContent>
-          <mc:Choice Requires="wps">
-            <w:drawing>
-              <wp:anchor distT="0" distB="0" distL="114300" distR="114300" simplePos="0" relativeHeight="251666435" behindDoc="0" locked="0" layoutInCell="1" allowOverlap="1" wp14:anchorId="5265ED09" wp14:editId="24CB8EE0">
-                <wp:simplePos x="0" y="0"/>
-                <wp:positionH relativeFrom="column">
-                  <wp:posOffset>-237924</wp:posOffset>
-                </wp:positionH>
-                <wp:positionV relativeFrom="paragraph">
-                  <wp:posOffset>1479751</wp:posOffset>
+                  <wp:posOffset>685165</wp:posOffset>
                 </wp:positionV>
                 <wp:extent cx="6207492" cy="1828800"/>
                 <wp:effectExtent l="0" t="0" r="0" b="1270"/>
@@ -1012,7 +543,11 @@
           </mc:Choice>
           <mc:Fallback>
             <w:pict>
-              <v:shape w14:anchorId="5265ED09" id="_x0000_s1027" type="#_x0000_t202" style="position:absolute;margin-left:-18.75pt;margin-top:116.5pt;width:488.8pt;height:2in;z-index:251666435;visibility:visible;mso-wrap-style:square;mso-width-percent:0;mso-wrap-distance-left:9pt;mso-wrap-distance-top:0;mso-wrap-distance-right:9pt;mso-wrap-distance-bottom:0;mso-position-horizontal:absolute;mso-position-horizontal-relative:text;mso-position-vertical:absolute;mso-position-vertical-relative:text;mso-width-percent:0;mso-width-relative:margin;v-text-anchor:top" o:gfxdata="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" filled="f" stroked="f">
+              <v:shapetype w14:anchorId="3E3BCC5E" id="_x0000_t202" coordsize="21600,21600" o:spt="202" path="m,l,21600r21600,l21600,xe">
+                <v:stroke joinstyle="miter"/>
+                <v:path gradientshapeok="t" o:connecttype="rect"/>
+              </v:shapetype>
+              <v:shape id="Caixa de Texto 1" o:spid="_x0000_s1026" type="#_x0000_t202" style="position:absolute;margin-left:-33.6pt;margin-top:53.95pt;width:488.8pt;height:2in;z-index:251659264;visibility:visible;mso-wrap-style:square;mso-width-percent:0;mso-wrap-distance-left:9pt;mso-wrap-distance-top:0;mso-wrap-distance-right:9pt;mso-wrap-distance-bottom:0;mso-position-horizontal:absolute;mso-position-horizontal-relative:text;mso-position-vertical:absolute;mso-position-vertical-relative:text;mso-width-percent:0;mso-width-relative:margin;v-text-anchor:top" o:gfxdata="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" filled="f" stroked="f">
                 <v:textbox style="mso-fit-shape-to-text:t">
                   <w:txbxContent>
                     <w:p>
@@ -1504,721 +1039,16 @@
           </mc:Fallback>
         </mc:AlternateContent>
       </w:r>
-      <w:r>
-        <w:rPr>
-          <w:noProof/>
-        </w:rPr>
-        <mc:AlternateContent>
-          <mc:Choice Requires="wpg">
-            <w:drawing>
-              <wp:anchor distT="0" distB="0" distL="114300" distR="114300" simplePos="0" relativeHeight="251658242" behindDoc="0" locked="0" layoutInCell="1" allowOverlap="1" wp14:anchorId="3704342F" wp14:editId="284CAB52">
-                <wp:simplePos x="0" y="0"/>
-                <wp:positionH relativeFrom="column">
-                  <wp:posOffset>-746760</wp:posOffset>
-                </wp:positionH>
-                <wp:positionV relativeFrom="paragraph">
-                  <wp:posOffset>7569835</wp:posOffset>
-                </wp:positionV>
-                <wp:extent cx="3729990" cy="816610"/>
-                <wp:effectExtent l="0" t="0" r="3810" b="2540"/>
-                <wp:wrapTight wrapText="bothSides">
-                  <wp:wrapPolygon edited="0">
-                    <wp:start x="10370" y="0"/>
-                    <wp:lineTo x="2979" y="1008"/>
-                    <wp:lineTo x="2096" y="1512"/>
-                    <wp:lineTo x="2096" y="8062"/>
-                    <wp:lineTo x="2317" y="16124"/>
-                    <wp:lineTo x="0" y="16628"/>
-                    <wp:lineTo x="0" y="18140"/>
-                    <wp:lineTo x="2758" y="21163"/>
-                    <wp:lineTo x="18644" y="21163"/>
-                    <wp:lineTo x="21512" y="18644"/>
-                    <wp:lineTo x="21512" y="16628"/>
-                    <wp:lineTo x="18644" y="16124"/>
-                    <wp:lineTo x="20519" y="10582"/>
-                    <wp:lineTo x="20519" y="5039"/>
-                    <wp:lineTo x="18092" y="2519"/>
-                    <wp:lineTo x="11694" y="0"/>
-                    <wp:lineTo x="10370" y="0"/>
-                  </wp:wrapPolygon>
-                </wp:wrapTight>
-                <wp:docPr id="748878270" name="Agrupar 1"/>
-                <wp:cNvGraphicFramePr/>
-                <a:graphic xmlns:a="http://schemas.openxmlformats.org/drawingml/2006/main">
-                  <a:graphicData uri="http://schemas.microsoft.com/office/word/2010/wordprocessingGroup">
-                    <wpg:wgp>
-                      <wpg:cNvGrpSpPr/>
-                      <wpg:grpSpPr>
-                        <a:xfrm>
-                          <a:off x="0" y="0"/>
-                          <a:ext cx="3729990" cy="816610"/>
-                          <a:chOff x="0" y="0"/>
-                          <a:chExt cx="3252787" cy="816610"/>
-                        </a:xfrm>
-                      </wpg:grpSpPr>
-                      <pic:pic xmlns:pic="http://schemas.openxmlformats.org/drawingml/2006/picture">
-                        <pic:nvPicPr>
-                          <pic:cNvPr id="1734393158" name="Imagem 14" descr="Ícone&#10;&#10;Descrição gerada automaticamente"/>
-                          <pic:cNvPicPr>
-                            <a:picLocks noChangeAspect="1"/>
-                          </pic:cNvPicPr>
-                        </pic:nvPicPr>
-                        <pic:blipFill>
-                          <a:blip r:embed="rId12" cstate="print">
-                            <a:alphaModFix amt="17000"/>
-                            <a:extLst>
-                              <a:ext uri="{28A0092B-C50C-407E-A947-70E740481C1C}">
-                                <a14:useLocalDpi xmlns:a14="http://schemas.microsoft.com/office/drawing/2010/main" val="0"/>
-                              </a:ext>
-                            </a:extLst>
-                          </a:blip>
-                          <a:stretch>
-                            <a:fillRect/>
-                          </a:stretch>
-                        </pic:blipFill>
-                        <pic:spPr>
-                          <a:xfrm>
-                            <a:off x="2147887" y="0"/>
-                            <a:ext cx="1104900" cy="816610"/>
-                          </a:xfrm>
-                          <a:prstGeom prst="rect">
-                            <a:avLst/>
-                          </a:prstGeom>
-                        </pic:spPr>
-                      </pic:pic>
-                      <pic:pic xmlns:pic="http://schemas.openxmlformats.org/drawingml/2006/picture">
-                        <pic:nvPicPr>
-                          <pic:cNvPr id="1589310857" name="Imagem 13" descr="Ícone&#10;&#10;Descrição gerada automaticamente"/>
-                          <pic:cNvPicPr>
-                            <a:picLocks noChangeAspect="1"/>
-                          </pic:cNvPicPr>
-                        </pic:nvPicPr>
-                        <pic:blipFill>
-                          <a:blip r:embed="rId13" cstate="print">
-                            <a:alphaModFix amt="17000"/>
-                            <a:extLst>
-                              <a:ext uri="{28A0092B-C50C-407E-A947-70E740481C1C}">
-                                <a14:useLocalDpi xmlns:a14="http://schemas.microsoft.com/office/drawing/2010/main" val="0"/>
-                              </a:ext>
-                            </a:extLst>
-                          </a:blip>
-                          <a:stretch>
-                            <a:fillRect/>
-                          </a:stretch>
-                        </pic:blipFill>
-                        <pic:spPr>
-                          <a:xfrm flipH="1">
-                            <a:off x="0" y="0"/>
-                            <a:ext cx="1058545" cy="816610"/>
-                          </a:xfrm>
-                          <a:prstGeom prst="rect">
-                            <a:avLst/>
-                          </a:prstGeom>
-                        </pic:spPr>
-                      </pic:pic>
-                      <pic:pic xmlns:pic="http://schemas.openxmlformats.org/drawingml/2006/picture">
-                        <pic:nvPicPr>
-                          <pic:cNvPr id="179072125" name="Imagem 20" descr="Ícone"/>
-                          <pic:cNvPicPr>
-                            <a:picLocks noChangeAspect="1"/>
-                          </pic:cNvPicPr>
-                        </pic:nvPicPr>
-                        <pic:blipFill>
-                          <a:blip r:embed="rId14" cstate="print">
-                            <a:alphaModFix amt="17000"/>
-                            <a:extLst>
-                              <a:ext uri="{28A0092B-C50C-407E-A947-70E740481C1C}">
-                                <a14:useLocalDpi xmlns:a14="http://schemas.microsoft.com/office/drawing/2010/main" val="0"/>
-                              </a:ext>
-                            </a:extLst>
-                          </a:blip>
-                          <a:stretch>
-                            <a:fillRect/>
-                          </a:stretch>
-                        </pic:blipFill>
-                        <pic:spPr>
-                          <a:xfrm>
-                            <a:off x="1042987" y="0"/>
-                            <a:ext cx="1116965" cy="816610"/>
-                          </a:xfrm>
-                          <a:prstGeom prst="rect">
-                            <a:avLst/>
-                          </a:prstGeom>
-                        </pic:spPr>
-                      </pic:pic>
-                    </wpg:wgp>
-                  </a:graphicData>
-                </a:graphic>
-                <wp14:sizeRelH relativeFrom="margin">
-                  <wp14:pctWidth>0</wp14:pctWidth>
-                </wp14:sizeRelH>
-              </wp:anchor>
-            </w:drawing>
-          </mc:Choice>
-          <mc:Fallback>
-            <w:pict>
-              <v:group w14:anchorId="6D2F5094" id="Agrupar 1" o:spid="_x0000_s1026" style="position:absolute;margin-left:-58.8pt;margin-top:596.05pt;width:293.7pt;height:64.3pt;z-index:251658242;mso-width-relative:margin" coordsize="32527,8166" o:gfxdata="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">
-                <v:shapetype id="_x0000_t75" coordsize="21600,21600" o:spt="75" o:preferrelative="t" path="m@4@5l@4@11@9@11@9@5xe" filled="f" stroked="f">
-                  <v:stroke joinstyle="miter"/>
-                  <v:formulas>
-                    <v:f eqn="if lineDrawn pixelLineWidth 0"/>
-                    <v:f eqn="sum @0 1 0"/>
-                    <v:f eqn="sum 0 0 @1"/>
-                    <v:f eqn="prod @2 1 2"/>
-                    <v:f eqn="prod @3 21600 pixelWidth"/>
-                    <v:f eqn="prod @3 21600 pixelHeight"/>
-                    <v:f eqn="sum @0 0 1"/>
-                    <v:f eqn="prod @6 1 2"/>
-                    <v:f eqn="prod @7 21600 pixelWidth"/>
-                    <v:f eqn="sum @8 21600 0"/>
-                    <v:f eqn="prod @7 21600 pixelHeight"/>
-                    <v:f eqn="sum @10 21600 0"/>
-                  </v:formulas>
-                  <v:path o:extrusionok="f" gradientshapeok="t" o:connecttype="rect"/>
-                  <o:lock v:ext="edit" aspectratio="t"/>
-                </v:shapetype>
-                <v:shape id="Imagem 14" o:spid="_x0000_s1027" type="#_x0000_t75" alt="Ícone&#10;&#10;Descrição gerada automaticamente" style="position:absolute;left:21478;width:11049;height:8166;visibility:visible;mso-wrap-style:square" o:gfxdata="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">
-                  <v:imagedata r:id="rId15" o:title="Ícone&#10;&#10;Descrição gerada automaticamente"/>
-                </v:shape>
-                <v:shape id="Imagem 13" o:spid="_x0000_s1028" type="#_x0000_t75" alt="Ícone&#10;&#10;Descrição gerada automaticamente" style="position:absolute;width:10585;height:8166;flip:x;visibility:visible;mso-wrap-style:square" o:gfxdata="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">
-                  <v:imagedata r:id="rId16" o:title="Ícone&#10;&#10;Descrição gerada automaticamente"/>
-                </v:shape>
-                <v:shape id="Imagem 20" o:spid="_x0000_s1029" type="#_x0000_t75" alt="Ícone" style="position:absolute;left:10429;width:11170;height:8166;visibility:visible;mso-wrap-style:square" o:gfxdata="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">
-                  <v:imagedata r:id="rId17" o:title="Ícone"/>
-                </v:shape>
-                <w10:wrap type="tight"/>
-              </v:group>
-            </w:pict>
-          </mc:Fallback>
-        </mc:AlternateContent>
-      </w:r>
-      <w:r>
-        <w:rPr>
-          <w:noProof/>
-        </w:rPr>
-        <mc:AlternateContent>
-          <mc:Choice Requires="wpg">
-            <w:drawing>
-              <wp:anchor distT="0" distB="0" distL="114300" distR="114300" simplePos="0" relativeHeight="251658241" behindDoc="0" locked="0" layoutInCell="1" allowOverlap="1" wp14:anchorId="333073BF" wp14:editId="74AD57F4">
-                <wp:simplePos x="0" y="0"/>
-                <wp:positionH relativeFrom="column">
-                  <wp:posOffset>2912110</wp:posOffset>
-                </wp:positionH>
-                <wp:positionV relativeFrom="paragraph">
-                  <wp:posOffset>7569835</wp:posOffset>
-                </wp:positionV>
-                <wp:extent cx="3568065" cy="816610"/>
-                <wp:effectExtent l="0" t="0" r="0" b="2540"/>
-                <wp:wrapTight wrapText="bothSides">
-                  <wp:wrapPolygon edited="0">
-                    <wp:start x="16722" y="0"/>
-                    <wp:lineTo x="7150" y="504"/>
-                    <wp:lineTo x="1730" y="3023"/>
-                    <wp:lineTo x="1845" y="8062"/>
-                    <wp:lineTo x="1038" y="14109"/>
-                    <wp:lineTo x="1499" y="16124"/>
-                    <wp:lineTo x="0" y="16628"/>
-                    <wp:lineTo x="0" y="18644"/>
-                    <wp:lineTo x="2768" y="21163"/>
-                    <wp:lineTo x="18567" y="21163"/>
-                    <wp:lineTo x="21450" y="18140"/>
-                    <wp:lineTo x="21450" y="16628"/>
-                    <wp:lineTo x="19720" y="16124"/>
-                    <wp:lineTo x="20758" y="13101"/>
-                    <wp:lineTo x="20758" y="4031"/>
-                    <wp:lineTo x="19836" y="1512"/>
-                    <wp:lineTo x="17644" y="0"/>
-                    <wp:lineTo x="16722" y="0"/>
-                  </wp:wrapPolygon>
-                </wp:wrapTight>
-                <wp:docPr id="921525253" name="Agrupar 2"/>
-                <wp:cNvGraphicFramePr/>
-                <a:graphic xmlns:a="http://schemas.openxmlformats.org/drawingml/2006/main">
-                  <a:graphicData uri="http://schemas.microsoft.com/office/word/2010/wordprocessingGroup">
-                    <wpg:wgp>
-                      <wpg:cNvGrpSpPr/>
-                      <wpg:grpSpPr>
-                        <a:xfrm>
-                          <a:off x="0" y="0"/>
-                          <a:ext cx="3568065" cy="816610"/>
-                          <a:chOff x="0" y="0"/>
-                          <a:chExt cx="3110865" cy="816610"/>
-                        </a:xfrm>
-                      </wpg:grpSpPr>
-                      <pic:pic xmlns:pic="http://schemas.openxmlformats.org/drawingml/2006/picture">
-                        <pic:nvPicPr>
-                          <pic:cNvPr id="1937906210" name="Imagem 9" descr="Ícone&#10;&#10;Descrição gerada automaticamente"/>
-                          <pic:cNvPicPr>
-                            <a:picLocks noChangeAspect="1"/>
-                          </pic:cNvPicPr>
-                        </pic:nvPicPr>
-                        <pic:blipFill>
-                          <a:blip r:embed="rId18" cstate="print">
-                            <a:alphaModFix amt="17000"/>
-                            <a:extLst>
-                              <a:ext uri="{28A0092B-C50C-407E-A947-70E740481C1C}">
-                                <a14:useLocalDpi xmlns:a14="http://schemas.microsoft.com/office/drawing/2010/main" val="0"/>
-                              </a:ext>
-                            </a:extLst>
-                          </a:blip>
-                          <a:stretch>
-                            <a:fillRect/>
-                          </a:stretch>
-                        </pic:blipFill>
-                        <pic:spPr>
-                          <a:xfrm>
-                            <a:off x="0" y="0"/>
-                            <a:ext cx="1020445" cy="816610"/>
-                          </a:xfrm>
-                          <a:prstGeom prst="rect">
-                            <a:avLst/>
-                          </a:prstGeom>
-                        </pic:spPr>
-                      </pic:pic>
-                      <pic:pic xmlns:pic="http://schemas.openxmlformats.org/drawingml/2006/picture">
-                        <pic:nvPicPr>
-                          <pic:cNvPr id="1836483454" name="Imagem 12" descr="Ícone&#10;&#10;Descrição gerada automaticamente"/>
-                          <pic:cNvPicPr>
-                            <a:picLocks noChangeAspect="1"/>
-                          </pic:cNvPicPr>
-                        </pic:nvPicPr>
-                        <pic:blipFill>
-                          <a:blip r:embed="rId19" cstate="print">
-                            <a:alphaModFix amt="17000"/>
-                            <a:extLst>
-                              <a:ext uri="{28A0092B-C50C-407E-A947-70E740481C1C}">
-                                <a14:useLocalDpi xmlns:a14="http://schemas.microsoft.com/office/drawing/2010/main" val="0"/>
-                              </a:ext>
-                            </a:extLst>
-                          </a:blip>
-                          <a:stretch>
-                            <a:fillRect/>
-                          </a:stretch>
-                        </pic:blipFill>
-                        <pic:spPr>
-                          <a:xfrm>
-                            <a:off x="2066925" y="0"/>
-                            <a:ext cx="1043940" cy="816610"/>
-                          </a:xfrm>
-                          <a:prstGeom prst="rect">
-                            <a:avLst/>
-                          </a:prstGeom>
-                        </pic:spPr>
-                      </pic:pic>
-                      <pic:pic xmlns:pic="http://schemas.openxmlformats.org/drawingml/2006/picture">
-                        <pic:nvPicPr>
-                          <pic:cNvPr id="1936493894" name="Imagem 15" descr="Ícone&#10;&#10;Descrição gerada automaticamente"/>
-                          <pic:cNvPicPr>
-                            <a:picLocks noChangeAspect="1"/>
-                          </pic:cNvPicPr>
-                        </pic:nvPicPr>
-                        <pic:blipFill>
-                          <a:blip r:embed="rId20" cstate="print">
-                            <a:alphaModFix amt="17000"/>
-                            <a:extLst>
-                              <a:ext uri="{28A0092B-C50C-407E-A947-70E740481C1C}">
-                                <a14:useLocalDpi xmlns:a14="http://schemas.microsoft.com/office/drawing/2010/main" val="0"/>
-                              </a:ext>
-                            </a:extLst>
-                          </a:blip>
-                          <a:stretch>
-                            <a:fillRect/>
-                          </a:stretch>
-                        </pic:blipFill>
-                        <pic:spPr>
-                          <a:xfrm>
-                            <a:off x="1014412" y="0"/>
-                            <a:ext cx="1069975" cy="816610"/>
-                          </a:xfrm>
-                          <a:prstGeom prst="rect">
-                            <a:avLst/>
-                          </a:prstGeom>
-                        </pic:spPr>
-                      </pic:pic>
-                    </wpg:wgp>
-                  </a:graphicData>
-                </a:graphic>
-                <wp14:sizeRelH relativeFrom="margin">
-                  <wp14:pctWidth>0</wp14:pctWidth>
-                </wp14:sizeRelH>
-                <wp14:sizeRelV relativeFrom="margin">
-                  <wp14:pctHeight>0</wp14:pctHeight>
-                </wp14:sizeRelV>
-              </wp:anchor>
-            </w:drawing>
-          </mc:Choice>
-          <mc:Fallback>
-            <w:pict>
-              <v:group w14:anchorId="7B2DD703" id="Agrupar 2" o:spid="_x0000_s1026" style="position:absolute;margin-left:229.3pt;margin-top:596.05pt;width:280.95pt;height:64.3pt;z-index:251658241;mso-width-relative:margin;mso-height-relative:margin" coordsize="31108,8166" o:gfxdata="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">
-                <v:shape id="Imagem 9" o:spid="_x0000_s1027" type="#_x0000_t75" alt="Ícone&#10;&#10;Descrição gerada automaticamente" style="position:absolute;width:10204;height:8166;visibility:visible;mso-wrap-style:square" o:gfxdata="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">
-                  <v:imagedata r:id="rId21" o:title="Ícone&#10;&#10;Descrição gerada automaticamente"/>
-                </v:shape>
-                <v:shape id="Imagem 12" o:spid="_x0000_s1028" type="#_x0000_t75" alt="Ícone&#10;&#10;Descrição gerada automaticamente" style="position:absolute;left:20669;width:10439;height:8166;visibility:visible;mso-wrap-style:square" o:gfxdata="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">
-                  <v:imagedata r:id="rId22" o:title="Ícone&#10;&#10;Descrição gerada automaticamente"/>
-                </v:shape>
-                <v:shape id="Imagem 15" o:spid="_x0000_s1029" type="#_x0000_t75" alt="Ícone&#10;&#10;Descrição gerada automaticamente" style="position:absolute;left:10144;width:10699;height:8166;visibility:visible;mso-wrap-style:square" o:gfxdata="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">
-                  <v:imagedata r:id="rId23" o:title="Ícone&#10;&#10;Descrição gerada automaticamente"/>
-                </v:shape>
-                <w10:wrap type="tight"/>
-              </v:group>
-            </w:pict>
-          </mc:Fallback>
-        </mc:AlternateContent>
-      </w:r>
-      <w:r>
-        <w:rPr>
-          <w:noProof/>
-          <w14:shadow w14:blurRad="50800" w14:dist="50800" w14:dir="5400000" w14:sx="0" w14:sy="0" w14:kx="0" w14:ky="0" w14:algn="ctr">
-            <w14:srgbClr w14:val="000000"/>
-          </w14:shadow>
-        </w:rPr>
-        <mc:AlternateContent>
-          <mc:Choice Requires="wps">
-            <w:drawing>
-              <wp:anchor distT="45720" distB="45720" distL="114300" distR="114300" simplePos="0" relativeHeight="251664387" behindDoc="0" locked="0" layoutInCell="1" allowOverlap="1" wp14:anchorId="55BA83B7" wp14:editId="00298057">
-                <wp:simplePos x="0" y="0"/>
-                <wp:positionH relativeFrom="column">
-                  <wp:posOffset>611505</wp:posOffset>
-                </wp:positionH>
-                <wp:positionV relativeFrom="paragraph">
-                  <wp:posOffset>814070</wp:posOffset>
-                </wp:positionV>
-                <wp:extent cx="4556760" cy="1404620"/>
-                <wp:effectExtent l="0" t="0" r="0" b="6350"/>
-                <wp:wrapSquare wrapText="bothSides"/>
-                <wp:docPr id="119709070" name="Caixa de Texto 2"/>
-                <wp:cNvGraphicFramePr>
-                  <a:graphicFrameLocks xmlns:a="http://schemas.openxmlformats.org/drawingml/2006/main"/>
-                </wp:cNvGraphicFramePr>
-                <a:graphic xmlns:a="http://schemas.openxmlformats.org/drawingml/2006/main">
-                  <a:graphicData uri="http://schemas.microsoft.com/office/word/2010/wordprocessingShape">
-                    <wps:wsp>
-                      <wps:cNvSpPr txBox="1">
-                        <a:spLocks noChangeArrowheads="1"/>
-                      </wps:cNvSpPr>
-                      <wps:spPr bwMode="auto">
-                        <a:xfrm>
-                          <a:off x="0" y="0"/>
-                          <a:ext cx="4556760" cy="1404620"/>
-                        </a:xfrm>
-                        <a:prstGeom prst="rect">
-                          <a:avLst/>
-                        </a:prstGeom>
-                        <a:noFill/>
-                        <a:ln>
-                          <a:noFill/>
-                        </a:ln>
-                      </wps:spPr>
-                      <wps:style>
-                        <a:lnRef idx="0">
-                          <a:scrgbClr r="0" g="0" b="0"/>
-                        </a:lnRef>
-                        <a:fillRef idx="0">
-                          <a:scrgbClr r="0" g="0" b="0"/>
-                        </a:fillRef>
-                        <a:effectRef idx="0">
-                          <a:scrgbClr r="0" g="0" b="0"/>
-                        </a:effectRef>
-                        <a:fontRef idx="minor">
-                          <a:schemeClr val="dk1"/>
-                        </a:fontRef>
-                      </wps:style>
-                      <wps:txbx>
-                        <w:txbxContent>
-                          <w:p>
-                            <w:pPr>
-                              <w:rPr>
-                                <w:sz w:val="32"/>
-                                <w:szCs w:val="32"/>
-                              </w:rPr>
-                            </w:pPr>
-                            <w:r>
-                              <w:rPr>
-                                <w:rFonts w:ascii="Arabic Typesetting" w:hAnsi="Arabic Typesetting" w:cs="Arabic Typesetting" w:hint="cs"/>
-                                <w:color w:val="000000" w:themeColor="text1"/>
-                                <w:sz w:val="72"/>
-                                <w:szCs w:val="72"/>
-                              </w:rPr>
-                              <w:t>Central de Cadastro e Consulta</w:t>
-                            </w:r>
-                          </w:p>
-                        </w:txbxContent>
-                      </wps:txbx>
-                      <wps:bodyPr rot="0" vert="horz" wrap="square" lIns="91440" tIns="45720" rIns="91440" bIns="45720" anchor="t" anchorCtr="0">
-                        <a:spAutoFit/>
-                      </wps:bodyPr>
-                    </wps:wsp>
-                  </a:graphicData>
-                </a:graphic>
-                <wp14:sizeRelH relativeFrom="margin">
-                  <wp14:pctWidth>0</wp14:pctWidth>
-                </wp14:sizeRelH>
-                <wp14:sizeRelV relativeFrom="margin">
-                  <wp14:pctHeight>20000</wp14:pctHeight>
-                </wp14:sizeRelV>
-              </wp:anchor>
-            </w:drawing>
-          </mc:Choice>
-          <mc:Fallback>
-            <w:pict>
-              <v:shape w14:anchorId="55BA83B7" id="Caixa de Texto 2" o:spid="_x0000_s1028" type="#_x0000_t202" style="position:absolute;margin-left:48.15pt;margin-top:64.1pt;width:358.8pt;height:110.6pt;z-index:251664387;visibility:visible;mso-wrap-style:square;mso-width-percent:0;mso-height-percent:200;mso-wrap-distance-left:9pt;mso-wrap-distance-top:3.6pt;mso-wrap-distance-right:9pt;mso-wrap-distance-bottom:3.6pt;mso-position-horizontal:absolute;mso-position-horizontal-relative:text;mso-position-vertical:absolute;mso-position-vertical-relative:text;mso-width-percent:0;mso-height-percent:200;mso-width-relative:margin;mso-height-relative:margin;v-text-anchor:top" o:gfxdata="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" filled="f" stroked="f">
-                <v:textbox style="mso-fit-shape-to-text:t">
-                  <w:txbxContent>
-                    <w:p>
-                      <w:pPr>
-                        <w:rPr>
-                          <w:sz w:val="32"/>
-                          <w:szCs w:val="32"/>
-                        </w:rPr>
-                      </w:pPr>
-                      <w:r>
-                        <w:rPr>
-                          <w:rFonts w:ascii="Arabic Typesetting" w:hAnsi="Arabic Typesetting" w:cs="Arabic Typesetting" w:hint="cs"/>
-                          <w:color w:val="000000" w:themeColor="text1"/>
-                          <w:sz w:val="72"/>
-                          <w:szCs w:val="72"/>
-                        </w:rPr>
-                        <w:t>Central de Cadastro e Consulta</w:t>
-                      </w:r>
-                    </w:p>
-                  </w:txbxContent>
-                </v:textbox>
-                <w10:wrap type="square"/>
-              </v:shape>
-            </w:pict>
-          </mc:Fallback>
-        </mc:AlternateContent>
-      </w:r>
-      <w:r>
-        <w:rPr>
-          <w:noProof/>
-          <w14:shadow w14:blurRad="50800" w14:dist="50800" w14:dir="5400000" w14:sx="0" w14:sy="0" w14:kx="0" w14:ky="0" w14:algn="ctr">
-            <w14:srgbClr w14:val="000000"/>
-          </w14:shadow>
-        </w:rPr>
-        <mc:AlternateContent>
-          <mc:Choice Requires="wps">
-            <w:drawing>
-              <wp:anchor distT="45720" distB="45720" distL="114300" distR="114300" simplePos="0" relativeHeight="251662339" behindDoc="0" locked="0" layoutInCell="1" allowOverlap="1" wp14:anchorId="72E11F0B" wp14:editId="532D3357">
-                <wp:simplePos x="0" y="0"/>
-                <wp:positionH relativeFrom="column">
-                  <wp:posOffset>-165735</wp:posOffset>
-                </wp:positionH>
-                <wp:positionV relativeFrom="paragraph">
-                  <wp:posOffset>378460</wp:posOffset>
-                </wp:positionV>
-                <wp:extent cx="5745480" cy="685800"/>
-                <wp:effectExtent l="0" t="0" r="0" b="0"/>
-                <wp:wrapSquare wrapText="bothSides"/>
-                <wp:docPr id="217" name="Caixa de Texto 2"/>
-                <wp:cNvGraphicFramePr>
-                  <a:graphicFrameLocks xmlns:a="http://schemas.openxmlformats.org/drawingml/2006/main"/>
-                </wp:cNvGraphicFramePr>
-                <a:graphic xmlns:a="http://schemas.openxmlformats.org/drawingml/2006/main">
-                  <a:graphicData uri="http://schemas.microsoft.com/office/word/2010/wordprocessingShape">
-                    <wps:wsp>
-                      <wps:cNvSpPr txBox="1">
-                        <a:spLocks noChangeArrowheads="1"/>
-                      </wps:cNvSpPr>
-                      <wps:spPr bwMode="auto">
-                        <a:xfrm>
-                          <a:off x="0" y="0"/>
-                          <a:ext cx="5745480" cy="685800"/>
-                        </a:xfrm>
-                        <a:prstGeom prst="rect">
-                          <a:avLst/>
-                        </a:prstGeom>
-                        <a:noFill/>
-                        <a:ln>
-                          <a:noFill/>
-                        </a:ln>
-                      </wps:spPr>
-                      <wps:style>
-                        <a:lnRef idx="0">
-                          <a:scrgbClr r="0" g="0" b="0"/>
-                        </a:lnRef>
-                        <a:fillRef idx="0">
-                          <a:scrgbClr r="0" g="0" b="0"/>
-                        </a:fillRef>
-                        <a:effectRef idx="0">
-                          <a:scrgbClr r="0" g="0" b="0"/>
-                        </a:effectRef>
-                        <a:fontRef idx="minor">
-                          <a:schemeClr val="dk1"/>
-                        </a:fontRef>
-                      </wps:style>
-                      <wps:txbx>
-                        <w:txbxContent>
-                          <w:p>
-                            <w:pPr>
-                              <w:spacing w:line="240" w:lineRule="auto"/>
-                              <w:jc w:val="center"/>
-                              <w:rPr>
-                                <w:rFonts w:ascii="Arabic Typesetting" w:hAnsi="Arabic Typesetting" w:cs="Arabic Typesetting"/>
-                                <w:color w:val="000000" w:themeColor="text1"/>
-                                <w:sz w:val="56"/>
-                                <w:szCs w:val="56"/>
-                              </w:rPr>
-                            </w:pPr>
-                            <w:r>
-                              <w:rPr>
-                                <w:rFonts w:ascii="Arabic Typesetting" w:hAnsi="Arabic Typesetting" w:cs="Arabic Typesetting" w:hint="cs"/>
-                                <w:color w:val="000000" w:themeColor="text1"/>
-                                <w:sz w:val="96"/>
-                                <w:szCs w:val="96"/>
-                              </w:rPr>
-                              <w:t>FICHA DE LIBERAÇÃO</w:t>
-                            </w:r>
-                            <w:r>
-                              <w:rPr>
-                                <w:rFonts w:ascii="Arabic Typesetting" w:hAnsi="Arabic Typesetting" w:cs="Arabic Typesetting" w:hint="cs"/>
-                                <w:color w:val="000000" w:themeColor="text1"/>
-                                <w:sz w:val="56"/>
-                                <w:szCs w:val="56"/>
-                              </w:rPr>
-                              <w:br/>
-                            </w:r>
-                          </w:p>
-                        </w:txbxContent>
-                      </wps:txbx>
-                      <wps:bodyPr rot="0" vert="horz" wrap="square" lIns="91440" tIns="45720" rIns="91440" bIns="45720" anchor="t" anchorCtr="0">
-                        <a:noAutofit/>
-                      </wps:bodyPr>
-                    </wps:wsp>
-                  </a:graphicData>
-                </a:graphic>
-                <wp14:sizeRelH relativeFrom="margin">
-                  <wp14:pctWidth>0</wp14:pctWidth>
-                </wp14:sizeRelH>
-                <wp14:sizeRelV relativeFrom="margin">
-                  <wp14:pctHeight>0</wp14:pctHeight>
-                </wp14:sizeRelV>
-              </wp:anchor>
-            </w:drawing>
-          </mc:Choice>
-          <mc:Fallback>
-            <w:pict>
-              <v:shape w14:anchorId="72E11F0B" id="_x0000_s1029" type="#_x0000_t202" style="position:absolute;margin-left:-13.05pt;margin-top:29.8pt;width:452.4pt;height:54pt;z-index:251662339;visibility:visible;mso-wrap-style:square;mso-width-percent:0;mso-height-percent:0;mso-wrap-distance-left:9pt;mso-wrap-distance-top:3.6pt;mso-wrap-distance-right:9pt;mso-wrap-distance-bottom:3.6pt;mso-position-horizontal:absolute;mso-position-horizontal-relative:text;mso-position-vertical:absolute;mso-position-vertical-relative:text;mso-width-percent:0;mso-height-percent:0;mso-width-relative:margin;mso-height-relative:margin;v-text-anchor:top" o:gfxdata="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" filled="f" stroked="f">
-                <v:textbox>
-                  <w:txbxContent>
-                    <w:p>
-                      <w:pPr>
-                        <w:spacing w:line="240" w:lineRule="auto"/>
-                        <w:jc w:val="center"/>
-                        <w:rPr>
-                          <w:rFonts w:ascii="Arabic Typesetting" w:hAnsi="Arabic Typesetting" w:cs="Arabic Typesetting"/>
-                          <w:color w:val="000000" w:themeColor="text1"/>
-                          <w:sz w:val="56"/>
-                          <w:szCs w:val="56"/>
-                        </w:rPr>
-                      </w:pPr>
-                      <w:r>
-                        <w:rPr>
-                          <w:rFonts w:ascii="Arabic Typesetting" w:hAnsi="Arabic Typesetting" w:cs="Arabic Typesetting" w:hint="cs"/>
-                          <w:color w:val="000000" w:themeColor="text1"/>
-                          <w:sz w:val="96"/>
-                          <w:szCs w:val="96"/>
-                        </w:rPr>
-                        <w:t>FICHA DE LIBERAÇÃO</w:t>
-                      </w:r>
-                      <w:r>
-                        <w:rPr>
-                          <w:rFonts w:ascii="Arabic Typesetting" w:hAnsi="Arabic Typesetting" w:cs="Arabic Typesetting" w:hint="cs"/>
-                          <w:color w:val="000000" w:themeColor="text1"/>
-                          <w:sz w:val="56"/>
-                          <w:szCs w:val="56"/>
-                        </w:rPr>
-                        <w:br/>
-                      </w:r>
-                    </w:p>
-                  </w:txbxContent>
-                </v:textbox>
-                <w10:wrap type="square"/>
-              </v:shape>
-            </w:pict>
-          </mc:Fallback>
-        </mc:AlternateContent>
-      </w:r>
-      <w:r>
-        <w:rPr>
-          <w:noProof/>
-        </w:rPr>
-        <w:drawing>
-          <wp:anchor distT="0" distB="0" distL="114300" distR="114300" simplePos="0" relativeHeight="251659267" behindDoc="1" locked="0" layoutInCell="1" allowOverlap="1" wp14:anchorId="54724FF5" wp14:editId="16CAFDE4">
-            <wp:simplePos x="0" y="0"/>
-            <wp:positionH relativeFrom="column">
-              <wp:posOffset>-592455</wp:posOffset>
-            </wp:positionH>
-            <wp:positionV relativeFrom="paragraph">
-              <wp:posOffset>2020570</wp:posOffset>
-            </wp:positionV>
-            <wp:extent cx="6568440" cy="3716761"/>
-            <wp:effectExtent l="0" t="0" r="3810" b="0"/>
-            <wp:wrapNone/>
-            <wp:docPr id="46308190" name="Imagem 8" descr="Logotipo, Ícone&#10;&#10;Descrição gerada automaticamente"/>
-            <wp:cNvGraphicFramePr>
-              <a:graphicFrameLocks xmlns:a="http://schemas.openxmlformats.org/drawingml/2006/main" noChangeAspect="1"/>
-            </wp:cNvGraphicFramePr>
-            <a:graphic xmlns:a="http://schemas.openxmlformats.org/drawingml/2006/main">
-              <a:graphicData uri="http://schemas.openxmlformats.org/drawingml/2006/picture">
-                <pic:pic xmlns:pic="http://schemas.openxmlformats.org/drawingml/2006/picture">
-                  <pic:nvPicPr>
-                    <pic:cNvPr id="46308190" name="Imagem 8" descr="Logotipo, Ícone&#10;&#10;Descrição gerada automaticamente"/>
-                    <pic:cNvPicPr/>
-                  </pic:nvPicPr>
-                  <pic:blipFill>
-                    <a:blip r:embed="rId24">
-                      <a:alphaModFix amt="19000"/>
-                      <a:extLst>
-                        <a:ext uri="{BEBA8EAE-BF5A-486C-A8C5-ECC9F3942E4B}">
-                          <a14:imgProps xmlns:a14="http://schemas.microsoft.com/office/drawing/2010/main">
-                            <a14:imgLayer r:embed="rId25">
-                              <a14:imgEffect>
-                                <a14:saturation sat="97000"/>
-                              </a14:imgEffect>
-                            </a14:imgLayer>
-                          </a14:imgProps>
-                        </a:ext>
-                        <a:ext uri="{28A0092B-C50C-407E-A947-70E740481C1C}">
-                          <a14:useLocalDpi xmlns:a14="http://schemas.microsoft.com/office/drawing/2010/main" val="0"/>
-                        </a:ext>
-                      </a:extLst>
-                    </a:blip>
-                    <a:stretch>
-                      <a:fillRect/>
-                    </a:stretch>
-                  </pic:blipFill>
-                  <pic:spPr>
-                    <a:xfrm>
-                      <a:off x="0" y="0"/>
-                      <a:ext cx="6568440" cy="3716761"/>
-                    </a:xfrm>
-                    <a:prstGeom prst="rect">
-                      <a:avLst/>
-                    </a:prstGeom>
-                  </pic:spPr>
-                </pic:pic>
-              </a:graphicData>
-            </a:graphic>
-            <wp14:sizeRelH relativeFrom="margin">
-              <wp14:pctWidth>0</wp14:pctWidth>
-            </wp14:sizeRelH>
-            <wp14:sizeRelV relativeFrom="margin">
-              <wp14:pctHeight>0</wp14:pctHeight>
-            </wp14:sizeRelV>
-          </wp:anchor>
-        </w:drawing>
-      </w:r>
     </w:p>
     <w:sectPr>
-      <w:headerReference w:type="even" r:id="rId26"/>
-      <w:headerReference w:type="default" r:id="rId27"/>
-      <w:footerReference w:type="even" r:id="rId28"/>
-      <w:footerReference w:type="default" r:id="rId29"/>
-      <w:headerReference w:type="first" r:id="rId30"/>
-      <w:footerReference w:type="first" r:id="rId31"/>
+      <w:headerReference w:type="even" r:id="rId10"/>
+      <w:headerReference w:type="default" r:id="rId11"/>
+      <w:footerReference w:type="even" r:id="rId12"/>
+      <w:footerReference w:type="default" r:id="rId13"/>
+      <w:headerReference w:type="first" r:id="rId14"/>
+      <w:footerReference w:type="first" r:id="rId15"/>
       <w:pgSz w:w="11906" w:h="16838"/>
-      <w:pgMar w:top="0" w:right="1701" w:bottom="0" w:left="1701" w:header="708" w:footer="708" w:gutter="0"/>
+      <w:pgMar w:top="1417" w:right="1701" w:bottom="1417" w:left="1701" w:header="708" w:footer="708" w:gutter="0"/>
       <w:cols w:space="708"/>
       <w:docGrid w:linePitch="360"/>
     </w:sectPr>
@@ -2230,9 +1060,6 @@
 <w:endnotes xmlns:wpc="http://schemas.microsoft.com/office/word/2010/wordprocessingCanvas" xmlns:cx="http://schemas.microsoft.com/office/drawing/2014/chartex" xmlns:cx1="http://schemas.microsoft.com/office/drawing/2015/9/8/chartex" xmlns:cx2="http://schemas.microsoft.com/office/drawing/2015/10/21/chartex" xmlns:cx3="http://schemas.microsoft.com/office/drawing/2016/5/9/chartex" xmlns:cx4="http://schemas.microsoft.com/office/drawing/2016/5/10/chartex" xmlns:cx5="http://schemas.microsoft.com/office/drawing/2016/5/11/chartex" xmlns:cx6="http://schemas.microsoft.com/office/drawing/2016/5/12/chartex" xmlns:cx7="http://schemas.microsoft.com/office/drawing/2016/5/13/chartex" xmlns:cx8="http://schemas.microsoft.com/office/drawing/2016/5/14/chartex" xmlns:mc="http://schemas.openxmlformats.org/markup-compatibility/2006" xmlns:aink="http://schemas.microsoft.com/office/drawing/2016/ink" xmlns:am3d="http://schemas.microsoft.com/office/drawing/2017/model3d" xmlns:o="urn:schemas-microsoft-com:office:office" xmlns:oel="http://schemas.microsoft.com/office/2019/extlst" xmlns:r="http://schemas.openxmlformats.org/officeDocument/2006/relationships" xmlns:m="http://schemas.openxmlformats.org/officeDocument/2006/math" xmlns:v="urn:schemas-microsoft-com:vml" xmlns:wp14="http://schemas.microsoft.com/office/word/2010/wordprocessingDrawing" xmlns:wp="http://schemas.openxmlformats.org/drawingml/2006/wordprocessingDrawing" xmlns:w10="urn:schemas-microsoft-com:office:word" xmlns:w="http://schemas.openxmlformats.org/wordprocessingml/2006/main" xmlns:w14="http://schemas.microsoft.com/office/word/2010/wordml" xmlns:w15="http://schemas.microsoft.com/office/word/2012/wordml" xmlns:w16cex="http://schemas.microsoft.com/office/word/2018/wordml/cex" xmlns:w16cid="http://schemas.microsoft.com/office/word/2016/wordml/cid" xmlns:w16="http://schemas.microsoft.com/office/word/2018/wordml" xmlns:w16du="http://schemas.microsoft.com/office/word/2023/wordml/word16du" xmlns:w16sdtdh="http://schemas.microsoft.com/office/word/2020/wordml/sdtdatahash" xmlns:w16sdtfl="http://schemas.microsoft.com/office/word/2024/wordml/sdtformatlock" xmlns:w16se="http://schemas.microsoft.com/office/word/2015/wordml/symex" xmlns:wpg="http://schemas.microsoft.com/office/word/2010/wordprocessingGroup" xmlns:wpi="http://schemas.microsoft.com/office/word/2010/wordprocessingInk" xmlns:wne="http://schemas.microsoft.com/office/word/2006/wordml" xmlns:wps="http://schemas.microsoft.com/office/word/2010/wordprocessingShape" mc:Ignorable="w14 w15 w16se w16cid w16 w16cex w16sdtdh w16sdtfl w16du wp14">
   <w:endnote w:type="separator" w:id="-1">
     <w:p>
-      <w:pPr>
-        <w:spacing w:after="0" w:line="240" w:lineRule="auto"/>
-      </w:pPr>
       <w:r>
         <w:separator/>
       </w:r>
@@ -2240,9 +1067,6 @@
   </w:endnote>
   <w:endnote w:type="continuationSeparator" w:id="0">
     <w:p>
-      <w:pPr>
-        <w:spacing w:after="0" w:line="240" w:lineRule="auto"/>
-      </w:pPr>
       <w:r>
         <w:continuationSeparator/>
       </w:r>
@@ -2267,6 +1091,564 @@
     <w:pPr>
       <w:pStyle w:val="Rodap"/>
     </w:pPr>
+    <w:r>
+      <w:rPr>
+        <w:noProof/>
+      </w:rPr>
+      <mc:AlternateContent>
+        <mc:Choice Requires="wps">
+          <w:drawing>
+            <wp:anchor distT="0" distB="0" distL="114300" distR="114300" simplePos="0" relativeHeight="251664384" behindDoc="0" locked="0" layoutInCell="1" allowOverlap="1" wp14:anchorId="268B3062" wp14:editId="2E5222D5">
+              <wp:simplePos x="0" y="0"/>
+              <wp:positionH relativeFrom="page">
+                <wp:posOffset>3914775</wp:posOffset>
+              </wp:positionH>
+              <wp:positionV relativeFrom="paragraph">
+                <wp:posOffset>-1021080</wp:posOffset>
+              </wp:positionV>
+              <wp:extent cx="3219450" cy="723900"/>
+              <wp:effectExtent l="0" t="0" r="0" b="0"/>
+              <wp:wrapNone/>
+              <wp:docPr id="1524728400" name="Caixa de Texto 1"/>
+              <wp:cNvGraphicFramePr/>
+              <a:graphic xmlns:a="http://schemas.openxmlformats.org/drawingml/2006/main">
+                <a:graphicData uri="http://schemas.microsoft.com/office/word/2010/wordprocessingShape">
+                  <wps:wsp>
+                    <wps:cNvSpPr txBox="1"/>
+                    <wps:spPr>
+                      <a:xfrm>
+                        <a:off x="0" y="0"/>
+                        <a:ext cx="3219450" cy="723900"/>
+                      </a:xfrm>
+                      <a:prstGeom prst="rect">
+                        <a:avLst/>
+                      </a:prstGeom>
+                      <a:noFill/>
+                      <a:ln>
+                        <a:noFill/>
+                      </a:ln>
+                    </wps:spPr>
+                    <wps:txbx>
+                      <w:txbxContent>
+                        <w:p>
+                          <w:pPr>
+                            <w:rPr>
+                              <w:sz w:val="28"/>
+                              <w:szCs w:val="28"/>
+                            </w:rPr>
+                          </w:pPr>
+                          <w:r>
+                            <w:rPr>
+                              <w:sz w:val="28"/>
+                              <w:szCs w:val="28"/>
+                            </w:rPr>
+                            <w:t xml:space="preserve">J&amp;C Gestão de Riscos </w:t>
+                          </w:r>
+                          <w:r>
+                            <w:rPr>
+                              <w:sz w:val="28"/>
+                              <w:szCs w:val="28"/>
+                            </w:rPr>
+                            <w:br/>
+                            <w:t xml:space="preserve">Barueri, SP, </w:t>
+                          </w:r>
+                          <w:r>
+                            <w:rPr>
+                              <w:sz w:val="28"/>
+                              <w:szCs w:val="28"/>
+                            </w:rPr>
+                            <w:t>{{</w:t>
+                          </w:r>
+                          <w:r>
+                            <w:rPr>
+                              <w:sz w:val="28"/>
+                              <w:szCs w:val="28"/>
+                            </w:rPr>
+                            <w:t>dia</w:t>
+                          </w:r>
+                          <w:r>
+                            <w:rPr>
+                              <w:sz w:val="28"/>
+                              <w:szCs w:val="28"/>
+                            </w:rPr>
+                            <w:t xml:space="preserve">}} </w:t>
+                          </w:r>
+                          <w:r>
+                            <w:rPr>
+                              <w:sz w:val="28"/>
+                              <w:szCs w:val="28"/>
+                            </w:rPr>
+                            <w:t>de</w:t>
+                          </w:r>
+                          <w:r>
+                            <w:rPr>
+                              <w:sz w:val="28"/>
+                              <w:szCs w:val="28"/>
+                            </w:rPr>
+                            <w:t xml:space="preserve"> {{</w:t>
+                          </w:r>
+                          <w:proofErr w:type="spellStart"/>
+                          <w:r>
+                            <w:rPr>
+                              <w:sz w:val="28"/>
+                              <w:szCs w:val="28"/>
+                            </w:rPr>
+                            <w:t>mes</w:t>
+                          </w:r>
+                          <w:proofErr w:type="spellEnd"/>
+                          <w:r>
+                            <w:rPr>
+                              <w:sz w:val="28"/>
+                              <w:szCs w:val="28"/>
+                            </w:rPr>
+                            <w:t xml:space="preserve">}} </w:t>
+                          </w:r>
+                          <w:r>
+                            <w:rPr>
+                              <w:sz w:val="28"/>
+                              <w:szCs w:val="28"/>
+                            </w:rPr>
+                            <w:t xml:space="preserve">de </w:t>
+                          </w:r>
+                          <w:r>
+                            <w:rPr>
+                              <w:sz w:val="28"/>
+                              <w:szCs w:val="28"/>
+                            </w:rPr>
+                            <w:t>{{</w:t>
+                          </w:r>
+                          <w:r>
+                            <w:rPr>
+                              <w:sz w:val="28"/>
+                              <w:szCs w:val="28"/>
+                            </w:rPr>
+                            <w:t>ano</w:t>
+                          </w:r>
+                          <w:r>
+                            <w:rPr>
+                              <w:sz w:val="28"/>
+                              <w:szCs w:val="28"/>
+                            </w:rPr>
+                            <w:t>}}</w:t>
+                          </w:r>
+                        </w:p>
+                        <w:p>
+                          <w:pPr>
+                            <w:ind w:left="-1701"/>
+                            <w:jc w:val="center"/>
+                            <w:rPr>
+                              <w:noProof/>
+                              <w:color w:val="000000" w:themeColor="text1"/>
+                              <w:sz w:val="72"/>
+                              <w:szCs w:val="72"/>
+                              <w14:shadow w14:blurRad="38100" w14:dist="19050" w14:dir="2700000" w14:sx="100000" w14:sy="100000" w14:kx="0" w14:ky="0" w14:algn="tl">
+                                <w14:schemeClr w14:val="dk1">
+                                  <w14:alpha w14:val="60000"/>
+                                </w14:schemeClr>
+                              </w14:shadow>
+                              <w14:textOutline w14:w="0" w14:cap="flat" w14:cmpd="sng" w14:algn="ctr">
+                                <w14:noFill/>
+                                <w14:prstDash w14:val="solid"/>
+                                <w14:round/>
+                              </w14:textOutline>
+                            </w:rPr>
+                          </w:pPr>
+                        </w:p>
+                      </w:txbxContent>
+                    </wps:txbx>
+                    <wps:bodyPr rot="0" spcFirstLastPara="0" vertOverflow="overflow" horzOverflow="overflow" vert="horz" wrap="square" lIns="91440" tIns="45720" rIns="91440" bIns="45720" numCol="1" spcCol="0" rtlCol="0" fromWordArt="0" anchor="t" anchorCtr="0" forceAA="0" compatLnSpc="1">
+                      <a:prstTxWarp prst="textNoShape">
+                        <a:avLst/>
+                      </a:prstTxWarp>
+                      <a:noAutofit/>
+                    </wps:bodyPr>
+                  </wps:wsp>
+                </a:graphicData>
+              </a:graphic>
+              <wp14:sizeRelH relativeFrom="margin">
+                <wp14:pctWidth>0</wp14:pctWidth>
+              </wp14:sizeRelH>
+              <wp14:sizeRelV relativeFrom="margin">
+                <wp14:pctHeight>0</wp14:pctHeight>
+              </wp14:sizeRelV>
+            </wp:anchor>
+          </w:drawing>
+        </mc:Choice>
+        <mc:Fallback>
+          <w:pict>
+            <v:shapetype w14:anchorId="268B3062" id="_x0000_t202" coordsize="21600,21600" o:spt="202" path="m,l,21600r21600,l21600,xe">
+              <v:stroke joinstyle="miter"/>
+              <v:path gradientshapeok="t" o:connecttype="rect"/>
+            </v:shapetype>
+            <v:shape id="_x0000_s1028" type="#_x0000_t202" style="position:absolute;margin-left:308.25pt;margin-top:-80.4pt;width:253.5pt;height:57pt;z-index:251664384;visibility:visible;mso-wrap-style:square;mso-width-percent:0;mso-height-percent:0;mso-wrap-distance-left:9pt;mso-wrap-distance-top:0;mso-wrap-distance-right:9pt;mso-wrap-distance-bottom:0;mso-position-horizontal:absolute;mso-position-horizontal-relative:page;mso-position-vertical:absolute;mso-position-vertical-relative:text;mso-width-percent:0;mso-height-percent:0;mso-width-relative:margin;mso-height-relative:margin;v-text-anchor:top" o:gfxdata="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" filled="f" stroked="f">
+              <v:textbox>
+                <w:txbxContent>
+                  <w:p>
+                    <w:pPr>
+                      <w:rPr>
+                        <w:sz w:val="28"/>
+                        <w:szCs w:val="28"/>
+                      </w:rPr>
+                    </w:pPr>
+                    <w:r>
+                      <w:rPr>
+                        <w:sz w:val="28"/>
+                        <w:szCs w:val="28"/>
+                      </w:rPr>
+                      <w:t xml:space="preserve">J&amp;C Gestão de Riscos </w:t>
+                    </w:r>
+                    <w:r>
+                      <w:rPr>
+                        <w:sz w:val="28"/>
+                        <w:szCs w:val="28"/>
+                      </w:rPr>
+                      <w:br/>
+                      <w:t xml:space="preserve">Barueri, SP, </w:t>
+                    </w:r>
+                    <w:r>
+                      <w:rPr>
+                        <w:sz w:val="28"/>
+                        <w:szCs w:val="28"/>
+                      </w:rPr>
+                      <w:t>{{</w:t>
+                    </w:r>
+                    <w:r>
+                      <w:rPr>
+                        <w:sz w:val="28"/>
+                        <w:szCs w:val="28"/>
+                      </w:rPr>
+                      <w:t>dia</w:t>
+                    </w:r>
+                    <w:r>
+                      <w:rPr>
+                        <w:sz w:val="28"/>
+                        <w:szCs w:val="28"/>
+                      </w:rPr>
+                      <w:t xml:space="preserve">}} </w:t>
+                    </w:r>
+                    <w:r>
+                      <w:rPr>
+                        <w:sz w:val="28"/>
+                        <w:szCs w:val="28"/>
+                      </w:rPr>
+                      <w:t>de</w:t>
+                    </w:r>
+                    <w:r>
+                      <w:rPr>
+                        <w:sz w:val="28"/>
+                        <w:szCs w:val="28"/>
+                      </w:rPr>
+                      <w:t xml:space="preserve"> {{</w:t>
+                    </w:r>
+                    <w:proofErr w:type="spellStart"/>
+                    <w:r>
+                      <w:rPr>
+                        <w:sz w:val="28"/>
+                        <w:szCs w:val="28"/>
+                      </w:rPr>
+                      <w:t>mes</w:t>
+                    </w:r>
+                    <w:proofErr w:type="spellEnd"/>
+                    <w:r>
+                      <w:rPr>
+                        <w:sz w:val="28"/>
+                        <w:szCs w:val="28"/>
+                      </w:rPr>
+                      <w:t xml:space="preserve">}} </w:t>
+                    </w:r>
+                    <w:r>
+                      <w:rPr>
+                        <w:sz w:val="28"/>
+                        <w:szCs w:val="28"/>
+                      </w:rPr>
+                      <w:t xml:space="preserve">de </w:t>
+                    </w:r>
+                    <w:r>
+                      <w:rPr>
+                        <w:sz w:val="28"/>
+                        <w:szCs w:val="28"/>
+                      </w:rPr>
+                      <w:t>{{</w:t>
+                    </w:r>
+                    <w:r>
+                      <w:rPr>
+                        <w:sz w:val="28"/>
+                        <w:szCs w:val="28"/>
+                      </w:rPr>
+                      <w:t>ano</w:t>
+                    </w:r>
+                    <w:r>
+                      <w:rPr>
+                        <w:sz w:val="28"/>
+                        <w:szCs w:val="28"/>
+                      </w:rPr>
+                      <w:t>}}</w:t>
+                    </w:r>
+                  </w:p>
+                  <w:p>
+                    <w:pPr>
+                      <w:ind w:left="-1701"/>
+                      <w:jc w:val="center"/>
+                      <w:rPr>
+                        <w:noProof/>
+                        <w:color w:val="000000" w:themeColor="text1"/>
+                        <w:sz w:val="72"/>
+                        <w:szCs w:val="72"/>
+                        <w14:shadow w14:blurRad="38100" w14:dist="19050" w14:dir="2700000" w14:sx="100000" w14:sy="100000" w14:kx="0" w14:ky="0" w14:algn="tl">
+                          <w14:schemeClr w14:val="dk1">
+                            <w14:alpha w14:val="60000"/>
+                          </w14:schemeClr>
+                        </w14:shadow>
+                        <w14:textOutline w14:w="0" w14:cap="flat" w14:cmpd="sng" w14:algn="ctr">
+                          <w14:noFill/>
+                          <w14:prstDash w14:val="solid"/>
+                          <w14:round/>
+                        </w14:textOutline>
+                      </w:rPr>
+                    </w:pPr>
+                  </w:p>
+                </w:txbxContent>
+              </v:textbox>
+              <w10:wrap anchorx="page"/>
+            </v:shape>
+          </w:pict>
+        </mc:Fallback>
+      </mc:AlternateContent>
+    </w:r>
+    <w:r>
+      <w:rPr>
+        <w:noProof/>
+      </w:rPr>
+      <mc:AlternateContent>
+        <mc:Choice Requires="wps">
+          <w:drawing>
+            <wp:anchor distT="0" distB="0" distL="114300" distR="114300" simplePos="0" relativeHeight="251660288" behindDoc="0" locked="0" layoutInCell="1" allowOverlap="1" wp14:anchorId="4FB2A0DA" wp14:editId="14348232">
+              <wp:simplePos x="0" y="0"/>
+              <wp:positionH relativeFrom="margin">
+                <wp:posOffset>-1003935</wp:posOffset>
+              </wp:positionH>
+              <wp:positionV relativeFrom="paragraph">
+                <wp:posOffset>283845</wp:posOffset>
+              </wp:positionV>
+              <wp:extent cx="2880360" cy="885825"/>
+              <wp:effectExtent l="0" t="0" r="0" b="0"/>
+              <wp:wrapNone/>
+              <wp:docPr id="1594063095" name="Caixa de Texto 1"/>
+              <wp:cNvGraphicFramePr/>
+              <a:graphic xmlns:a="http://schemas.openxmlformats.org/drawingml/2006/main">
+                <a:graphicData uri="http://schemas.microsoft.com/office/word/2010/wordprocessingShape">
+                  <wps:wsp>
+                    <wps:cNvSpPr txBox="1"/>
+                    <wps:spPr>
+                      <a:xfrm>
+                        <a:off x="0" y="0"/>
+                        <a:ext cx="2880360" cy="885825"/>
+                      </a:xfrm>
+                      <a:prstGeom prst="rect">
+                        <a:avLst/>
+                      </a:prstGeom>
+                      <a:noFill/>
+                      <a:ln w="6350">
+                        <a:noFill/>
+                      </a:ln>
+                    </wps:spPr>
+                    <wps:txbx>
+                      <w:txbxContent>
+                        <w:p>
+                          <w:pPr>
+                            <w:rPr>
+                              <w:color w:val="FFFFFF" w:themeColor="background1"/>
+                              <w:sz w:val="18"/>
+                              <w:szCs w:val="18"/>
+                            </w:rPr>
+                          </w:pPr>
+                          <w:r>
+                            <w:rPr>
+                              <w:color w:val="FFFFFF" w:themeColor="background1"/>
+                              <w:sz w:val="18"/>
+                              <w:szCs w:val="18"/>
+                            </w:rPr>
+                            <w:t>Av. Tamboré, 287, 7º andar, Torre Norte</w:t>
+                          </w:r>
+                          <w:r>
+                            <w:rPr>
+                              <w:color w:val="FFFFFF" w:themeColor="background1"/>
+                              <w:sz w:val="18"/>
+                              <w:szCs w:val="18"/>
+                            </w:rPr>
+                            <w:t xml:space="preserve">, </w:t>
+                          </w:r>
+                          <w:r>
+                            <w:rPr>
+                              <w:color w:val="FFFFFF" w:themeColor="background1"/>
+                              <w:sz w:val="18"/>
+                              <w:szCs w:val="18"/>
+                            </w:rPr>
+                            <w:t>conjunto</w:t>
+                          </w:r>
+                          <w:r>
+                            <w:rPr>
+                              <w:color w:val="FFFFFF" w:themeColor="background1"/>
+                              <w:sz w:val="18"/>
+                              <w:szCs w:val="18"/>
+                            </w:rPr>
+                            <w:t xml:space="preserve"> 71B – CEP.: 06460-000 </w:t>
+                          </w:r>
+                          <w:r>
+                            <w:rPr>
+                              <w:color w:val="FFFFFF" w:themeColor="background1"/>
+                              <w:sz w:val="18"/>
+                              <w:szCs w:val="18"/>
+                            </w:rPr>
+                            <w:t>Alphaville</w:t>
+                          </w:r>
+                          <w:r>
+                            <w:rPr>
+                              <w:color w:val="FFFFFF" w:themeColor="background1"/>
+                              <w:sz w:val="18"/>
+                              <w:szCs w:val="18"/>
+                            </w:rPr>
+                            <w:t xml:space="preserve"> </w:t>
+                          </w:r>
+                          <w:r>
+                            <w:rPr>
+                              <w:color w:val="FFFFFF" w:themeColor="background1"/>
+                              <w:sz w:val="18"/>
+                              <w:szCs w:val="18"/>
+                            </w:rPr>
+                            <w:t>–</w:t>
+                          </w:r>
+                          <w:r>
+                            <w:rPr>
+                              <w:color w:val="FFFFFF" w:themeColor="background1"/>
+                              <w:sz w:val="18"/>
+                              <w:szCs w:val="18"/>
+                            </w:rPr>
+                            <w:t xml:space="preserve"> Barueri</w:t>
+                          </w:r>
+                          <w:r>
+                            <w:rPr>
+                              <w:color w:val="FFFFFF" w:themeColor="background1"/>
+                              <w:sz w:val="18"/>
+                              <w:szCs w:val="18"/>
+                            </w:rPr>
+                            <w:t xml:space="preserve">/SP; Brasil. </w:t>
+                          </w:r>
+                        </w:p>
+                      </w:txbxContent>
+                    </wps:txbx>
+                    <wps:bodyPr rot="0" spcFirstLastPara="0" vertOverflow="overflow" horzOverflow="overflow" vert="horz" wrap="square" lIns="91440" tIns="45720" rIns="91440" bIns="45720" numCol="1" spcCol="0" rtlCol="0" fromWordArt="0" anchor="t" anchorCtr="0" forceAA="0" compatLnSpc="1">
+                      <a:prstTxWarp prst="textNoShape">
+                        <a:avLst/>
+                      </a:prstTxWarp>
+                      <a:noAutofit/>
+                    </wps:bodyPr>
+                  </wps:wsp>
+                </a:graphicData>
+              </a:graphic>
+              <wp14:sizeRelH relativeFrom="margin">
+                <wp14:pctWidth>0</wp14:pctWidth>
+              </wp14:sizeRelH>
+              <wp14:sizeRelV relativeFrom="margin">
+                <wp14:pctHeight>0</wp14:pctHeight>
+              </wp14:sizeRelV>
+            </wp:anchor>
+          </w:drawing>
+        </mc:Choice>
+        <mc:Fallback>
+          <w:pict>
+            <v:shape w14:anchorId="4FB2A0DA" id="_x0000_s1029" type="#_x0000_t202" style="position:absolute;margin-left:-79.05pt;margin-top:22.35pt;width:226.8pt;height:69.75pt;z-index:251660288;visibility:visible;mso-wrap-style:square;mso-width-percent:0;mso-height-percent:0;mso-wrap-distance-left:9pt;mso-wrap-distance-top:0;mso-wrap-distance-right:9pt;mso-wrap-distance-bottom:0;mso-position-horizontal:absolute;mso-position-horizontal-relative:margin;mso-position-vertical:absolute;mso-position-vertical-relative:text;mso-width-percent:0;mso-height-percent:0;mso-width-relative:margin;mso-height-relative:margin;v-text-anchor:top" o:gfxdata="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" filled="f" stroked="f" strokeweight=".5pt">
+              <v:textbox>
+                <w:txbxContent>
+                  <w:p>
+                    <w:pPr>
+                      <w:rPr>
+                        <w:color w:val="FFFFFF" w:themeColor="background1"/>
+                        <w:sz w:val="18"/>
+                        <w:szCs w:val="18"/>
+                      </w:rPr>
+                    </w:pPr>
+                    <w:r>
+                      <w:rPr>
+                        <w:color w:val="FFFFFF" w:themeColor="background1"/>
+                        <w:sz w:val="18"/>
+                        <w:szCs w:val="18"/>
+                      </w:rPr>
+                      <w:t>Av. Tamboré, 287, 7º andar, Torre Norte</w:t>
+                    </w:r>
+                    <w:r>
+                      <w:rPr>
+                        <w:color w:val="FFFFFF" w:themeColor="background1"/>
+                        <w:sz w:val="18"/>
+                        <w:szCs w:val="18"/>
+                      </w:rPr>
+                      <w:t xml:space="preserve">, </w:t>
+                    </w:r>
+                    <w:r>
+                      <w:rPr>
+                        <w:color w:val="FFFFFF" w:themeColor="background1"/>
+                        <w:sz w:val="18"/>
+                        <w:szCs w:val="18"/>
+                      </w:rPr>
+                      <w:t>conjunto</w:t>
+                    </w:r>
+                    <w:r>
+                      <w:rPr>
+                        <w:color w:val="FFFFFF" w:themeColor="background1"/>
+                        <w:sz w:val="18"/>
+                        <w:szCs w:val="18"/>
+                      </w:rPr>
+                      <w:t xml:space="preserve"> 71B – CEP.: 06460-000 </w:t>
+                    </w:r>
+                    <w:r>
+                      <w:rPr>
+                        <w:color w:val="FFFFFF" w:themeColor="background1"/>
+                        <w:sz w:val="18"/>
+                        <w:szCs w:val="18"/>
+                      </w:rPr>
+                      <w:t>Alphaville</w:t>
+                    </w:r>
+                    <w:r>
+                      <w:rPr>
+                        <w:color w:val="FFFFFF" w:themeColor="background1"/>
+                        <w:sz w:val="18"/>
+                        <w:szCs w:val="18"/>
+                      </w:rPr>
+                      <w:t xml:space="preserve"> </w:t>
+                    </w:r>
+                    <w:r>
+                      <w:rPr>
+                        <w:color w:val="FFFFFF" w:themeColor="background1"/>
+                        <w:sz w:val="18"/>
+                        <w:szCs w:val="18"/>
+                      </w:rPr>
+                      <w:t>–</w:t>
+                    </w:r>
+                    <w:r>
+                      <w:rPr>
+                        <w:color w:val="FFFFFF" w:themeColor="background1"/>
+                        <w:sz w:val="18"/>
+                        <w:szCs w:val="18"/>
+                      </w:rPr>
+                      <w:t xml:space="preserve"> Barueri</w:t>
+                    </w:r>
+                    <w:r>
+                      <w:rPr>
+                        <w:color w:val="FFFFFF" w:themeColor="background1"/>
+                        <w:sz w:val="18"/>
+                        <w:szCs w:val="18"/>
+                      </w:rPr>
+                      <w:t xml:space="preserve">/SP; Brasil. </w:t>
+                    </w:r>
+                  </w:p>
+                </w:txbxContent>
+              </v:textbox>
+              <w10:wrap anchorx="margin"/>
+            </v:shape>
+          </w:pict>
+        </mc:Fallback>
+      </mc:AlternateContent>
+    </w:r>
   </w:p>
 </w:ftr>
 </file>
@@ -2285,9 +1667,6 @@
 <w:footnotes xmlns:wpc="http://schemas.microsoft.com/office/word/2010/wordprocessingCanvas" xmlns:cx="http://schemas.microsoft.com/office/drawing/2014/chartex" xmlns:cx1="http://schemas.microsoft.com/office/drawing/2015/9/8/chartex" xmlns:cx2="http://schemas.microsoft.com/office/drawing/2015/10/21/chartex" xmlns:cx3="http://schemas.microsoft.com/office/drawing/2016/5/9/chartex" xmlns:cx4="http://schemas.microsoft.com/office/drawing/2016/5/10/chartex" xmlns:cx5="http://schemas.microsoft.com/office/drawing/2016/5/11/chartex" xmlns:cx6="http://schemas.microsoft.com/office/drawing/2016/5/12/chartex" xmlns:cx7="http://schemas.microsoft.com/office/drawing/2016/5/13/chartex" xmlns:cx8="http://schemas.microsoft.com/office/drawing/2016/5/14/chartex" xmlns:mc="http://schemas.openxmlformats.org/markup-compatibility/2006" xmlns:aink="http://schemas.microsoft.com/office/drawing/2016/ink" xmlns:am3d="http://schemas.microsoft.com/office/drawing/2017/model3d" xmlns:o="urn:schemas-microsoft-com:office:office" xmlns:oel="http://schemas.microsoft.com/office/2019/extlst" xmlns:r="http://schemas.openxmlformats.org/officeDocument/2006/relationships" xmlns:m="http://schemas.openxmlformats.org/officeDocument/2006/math" xmlns:v="urn:schemas-microsoft-com:vml" xmlns:wp14="http://schemas.microsoft.com/office/word/2010/wordprocessingDrawing" xmlns:wp="http://schemas.openxmlformats.org/drawingml/2006/wordprocessingDrawing" xmlns:w10="urn:schemas-microsoft-com:office:word" xmlns:w="http://schemas.openxmlformats.org/wordprocessingml/2006/main" xmlns:w14="http://schemas.microsoft.com/office/word/2010/wordml" xmlns:w15="http://schemas.microsoft.com/office/word/2012/wordml" xmlns:w16cex="http://schemas.microsoft.com/office/word/2018/wordml/cex" xmlns:w16cid="http://schemas.microsoft.com/office/word/2016/wordml/cid" xmlns:w16="http://schemas.microsoft.com/office/word/2018/wordml" xmlns:w16du="http://schemas.microsoft.com/office/word/2023/wordml/word16du" xmlns:w16sdtdh="http://schemas.microsoft.com/office/word/2020/wordml/sdtdatahash" xmlns:w16sdtfl="http://schemas.microsoft.com/office/word/2024/wordml/sdtformatlock" xmlns:w16se="http://schemas.microsoft.com/office/word/2015/wordml/symex" xmlns:wpg="http://schemas.microsoft.com/office/word/2010/wordprocessingGroup" xmlns:wpi="http://schemas.microsoft.com/office/word/2010/wordprocessingInk" xmlns:wne="http://schemas.microsoft.com/office/word/2006/wordml" xmlns:wps="http://schemas.microsoft.com/office/word/2010/wordprocessingShape" mc:Ignorable="w14 w15 w16se w16cid w16 w16cex w16sdtdh w16sdtfl w16du wp14">
   <w:footnote w:type="separator" w:id="-1">
     <w:p>
-      <w:pPr>
-        <w:spacing w:after="0" w:line="240" w:lineRule="auto"/>
-      </w:pPr>
       <w:r>
         <w:separator/>
       </w:r>
@@ -2295,9 +1674,6 @@
   </w:footnote>
   <w:footnote w:type="continuationSeparator" w:id="0">
     <w:p>
-      <w:pPr>
-        <w:spacing w:after="0" w:line="240" w:lineRule="auto"/>
-      </w:pPr>
       <w:r>
         <w:continuationSeparator/>
       </w:r>
@@ -2322,6 +1698,451 @@
     <w:pPr>
       <w:pStyle w:val="Cabealho"/>
     </w:pPr>
+    <w:r>
+      <w:rPr>
+        <w:rFonts w:ascii="Aptos" w:hAnsi="Aptos"/>
+        <w:noProof/>
+        <w:color w:val="000000"/>
+        <w:bdr w:val="none" w:sz="0" w:space="0" w:color="auto" w:frame="1"/>
+      </w:rPr>
+      <mc:AlternateContent>
+        <mc:Choice Requires="wps">
+          <w:drawing>
+            <wp:anchor distT="45720" distB="45720" distL="114300" distR="114300" simplePos="0" relativeHeight="251662336" behindDoc="0" locked="0" layoutInCell="1" allowOverlap="1" wp14:anchorId="746B2979" wp14:editId="42D5BA8D">
+              <wp:simplePos x="0" y="0"/>
+              <wp:positionH relativeFrom="margin">
+                <wp:posOffset>137160</wp:posOffset>
+              </wp:positionH>
+              <wp:positionV relativeFrom="paragraph">
+                <wp:posOffset>-347345</wp:posOffset>
+              </wp:positionV>
+              <wp:extent cx="5021580" cy="971550"/>
+              <wp:effectExtent l="0" t="0" r="7620" b="0"/>
+              <wp:wrapSquare wrapText="bothSides"/>
+              <wp:docPr id="1539752073" name="Caixa de Texto 2"/>
+              <wp:cNvGraphicFramePr>
+                <a:graphicFrameLocks xmlns:a="http://schemas.openxmlformats.org/drawingml/2006/main"/>
+              </wp:cNvGraphicFramePr>
+              <a:graphic xmlns:a="http://schemas.openxmlformats.org/drawingml/2006/main">
+                <a:graphicData uri="http://schemas.microsoft.com/office/word/2010/wordprocessingShape">
+                  <wps:wsp>
+                    <wps:cNvSpPr txBox="1">
+                      <a:spLocks noChangeArrowheads="1"/>
+                    </wps:cNvSpPr>
+                    <wps:spPr bwMode="auto">
+                      <a:xfrm>
+                        <a:off x="0" y="0"/>
+                        <a:ext cx="5021580" cy="971550"/>
+                      </a:xfrm>
+                      <a:prstGeom prst="rect">
+                        <a:avLst/>
+                      </a:prstGeom>
+                      <a:solidFill>
+                        <a:srgbClr val="FFFFFF"/>
+                      </a:solidFill>
+                      <a:ln w="9525">
+                        <a:noFill/>
+                        <a:miter lim="800000"/>
+                        <a:headEnd/>
+                        <a:tailEnd/>
+                      </a:ln>
+                    </wps:spPr>
+                    <wps:txbx>
+                      <w:txbxContent>
+                        <w:p>
+                          <w:pPr>
+                            <w:jc w:val="center"/>
+                            <w:rPr>
+                              <w:sz w:val="32"/>
+                              <w:szCs w:val="32"/>
+                            </w:rPr>
+                          </w:pPr>
+                          <w:r>
+                            <w:rPr>
+                              <w:rFonts w:ascii="Arabic Typesetting" w:hAnsi="Arabic Typesetting" w:cs="Arabic Typesetting" w:hint="cs"/>
+                              <w:color w:val="000000" w:themeColor="text1"/>
+                              <w:sz w:val="72"/>
+                              <w:szCs w:val="72"/>
+                            </w:rPr>
+                            <w:t>FICHA DE LIBERAÇÃO</w:t>
+                          </w:r>
+                          <w:r>
+                            <w:rPr>
+                              <w:rFonts w:ascii="Arabic Typesetting" w:hAnsi="Arabic Typesetting" w:cs="Arabic Typesetting"/>
+                              <w:color w:val="000000" w:themeColor="text1"/>
+                              <w:sz w:val="96"/>
+                              <w:szCs w:val="96"/>
+                            </w:rPr>
+                            <w:br/>
+                          </w:r>
+                          <w:r>
+                            <w:rPr>
+                              <w:rFonts w:ascii="Arabic Typesetting" w:hAnsi="Arabic Typesetting" w:cs="Arabic Typesetting" w:hint="cs"/>
+                              <w:color w:val="000000" w:themeColor="text1"/>
+                              <w:sz w:val="56"/>
+                              <w:szCs w:val="56"/>
+                            </w:rPr>
+                            <w:t>Central de Cadastro e Consulta</w:t>
+                          </w:r>
+                        </w:p>
+                        <w:p>
+                          <w:pPr>
+                            <w:jc w:val="center"/>
+                            <w:rPr>
+                              <w:rFonts w:ascii="Arabic Typesetting" w:hAnsi="Arabic Typesetting" w:cs="Arabic Typesetting"/>
+                              <w:color w:val="000000" w:themeColor="text1"/>
+                              <w:sz w:val="96"/>
+                              <w:szCs w:val="96"/>
+                            </w:rPr>
+                          </w:pPr>
+                        </w:p>
+                        <w:p>
+                          <w:pPr>
+                            <w:rPr>
+                              <w:sz w:val="32"/>
+                              <w:szCs w:val="32"/>
+                            </w:rPr>
+                          </w:pPr>
+                          <w:r>
+                            <w:rPr>
+                              <w:rFonts w:ascii="Arabic Typesetting" w:hAnsi="Arabic Typesetting" w:cs="Arabic Typesetting" w:hint="cs"/>
+                              <w:color w:val="000000" w:themeColor="text1"/>
+                              <w:sz w:val="72"/>
+                              <w:szCs w:val="72"/>
+                            </w:rPr>
+                            <w:t>Central de Cadastro e Consulta</w:t>
+                          </w:r>
+                        </w:p>
+                        <w:p>
+                          <w:pPr>
+                            <w:jc w:val="center"/>
+                            <w:rPr>
+                              <w:rFonts w:ascii="Arabic Typesetting" w:hAnsi="Arabic Typesetting" w:cs="Arabic Typesetting"/>
+                              <w:color w:val="000000" w:themeColor="text1"/>
+                              <w:sz w:val="56"/>
+                              <w:szCs w:val="56"/>
+                            </w:rPr>
+                          </w:pPr>
+                          <w:r>
+                            <w:rPr>
+                              <w:rFonts w:ascii="Arabic Typesetting" w:hAnsi="Arabic Typesetting" w:cs="Arabic Typesetting" w:hint="cs"/>
+                              <w:color w:val="000000" w:themeColor="text1"/>
+                              <w:sz w:val="56"/>
+                              <w:szCs w:val="56"/>
+                            </w:rPr>
+                            <w:br/>
+                          </w:r>
+                        </w:p>
+                        <w:p/>
+                      </w:txbxContent>
+                    </wps:txbx>
+                    <wps:bodyPr rot="0" vert="horz" wrap="square" lIns="91440" tIns="45720" rIns="91440" bIns="45720" anchor="t" anchorCtr="0">
+                      <a:noAutofit/>
+                    </wps:bodyPr>
+                  </wps:wsp>
+                </a:graphicData>
+              </a:graphic>
+              <wp14:sizeRelH relativeFrom="margin">
+                <wp14:pctWidth>0</wp14:pctWidth>
+              </wp14:sizeRelH>
+              <wp14:sizeRelV relativeFrom="margin">
+                <wp14:pctHeight>0</wp14:pctHeight>
+              </wp14:sizeRelV>
+            </wp:anchor>
+          </w:drawing>
+        </mc:Choice>
+        <mc:Fallback>
+          <w:pict>
+            <v:shapetype w14:anchorId="746B2979" id="_x0000_t202" coordsize="21600,21600" o:spt="202" path="m,l,21600r21600,l21600,xe">
+              <v:stroke joinstyle="miter"/>
+              <v:path gradientshapeok="t" o:connecttype="rect"/>
+            </v:shapetype>
+            <v:shape id="Caixa de Texto 2" o:spid="_x0000_s1027" type="#_x0000_t202" style="position:absolute;margin-left:10.8pt;margin-top:-27.35pt;width:395.4pt;height:76.5pt;z-index:251662336;visibility:visible;mso-wrap-style:square;mso-width-percent:0;mso-height-percent:0;mso-wrap-distance-left:9pt;mso-wrap-distance-top:3.6pt;mso-wrap-distance-right:9pt;mso-wrap-distance-bottom:3.6pt;mso-position-horizontal:absolute;mso-position-horizontal-relative:margin;mso-position-vertical:absolute;mso-position-vertical-relative:text;mso-width-percent:0;mso-height-percent:0;mso-width-relative:margin;mso-height-relative:margin;v-text-anchor:top" o:gfxdata="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" stroked="f">
+              <v:textbox>
+                <w:txbxContent>
+                  <w:p>
+                    <w:pPr>
+                      <w:jc w:val="center"/>
+                      <w:rPr>
+                        <w:sz w:val="32"/>
+                        <w:szCs w:val="32"/>
+                      </w:rPr>
+                    </w:pPr>
+                    <w:r>
+                      <w:rPr>
+                        <w:rFonts w:ascii="Arabic Typesetting" w:hAnsi="Arabic Typesetting" w:cs="Arabic Typesetting" w:hint="cs"/>
+                        <w:color w:val="000000" w:themeColor="text1"/>
+                        <w:sz w:val="72"/>
+                        <w:szCs w:val="72"/>
+                      </w:rPr>
+                      <w:t>FICHA DE LIBERAÇÃO</w:t>
+                    </w:r>
+                    <w:r>
+                      <w:rPr>
+                        <w:rFonts w:ascii="Arabic Typesetting" w:hAnsi="Arabic Typesetting" w:cs="Arabic Typesetting"/>
+                        <w:color w:val="000000" w:themeColor="text1"/>
+                        <w:sz w:val="96"/>
+                        <w:szCs w:val="96"/>
+                      </w:rPr>
+                      <w:br/>
+                    </w:r>
+                    <w:r>
+                      <w:rPr>
+                        <w:rFonts w:ascii="Arabic Typesetting" w:hAnsi="Arabic Typesetting" w:cs="Arabic Typesetting" w:hint="cs"/>
+                        <w:color w:val="000000" w:themeColor="text1"/>
+                        <w:sz w:val="56"/>
+                        <w:szCs w:val="56"/>
+                      </w:rPr>
+                      <w:t>Central de Cadastro e Consulta</w:t>
+                    </w:r>
+                  </w:p>
+                  <w:p>
+                    <w:pPr>
+                      <w:jc w:val="center"/>
+                      <w:rPr>
+                        <w:rFonts w:ascii="Arabic Typesetting" w:hAnsi="Arabic Typesetting" w:cs="Arabic Typesetting"/>
+                        <w:color w:val="000000" w:themeColor="text1"/>
+                        <w:sz w:val="96"/>
+                        <w:szCs w:val="96"/>
+                      </w:rPr>
+                    </w:pPr>
+                  </w:p>
+                  <w:p>
+                    <w:pPr>
+                      <w:rPr>
+                        <w:sz w:val="32"/>
+                        <w:szCs w:val="32"/>
+                      </w:rPr>
+                    </w:pPr>
+                    <w:r>
+                      <w:rPr>
+                        <w:rFonts w:ascii="Arabic Typesetting" w:hAnsi="Arabic Typesetting" w:cs="Arabic Typesetting" w:hint="cs"/>
+                        <w:color w:val="000000" w:themeColor="text1"/>
+                        <w:sz w:val="72"/>
+                        <w:szCs w:val="72"/>
+                      </w:rPr>
+                      <w:t>Central de Cadastro e Consulta</w:t>
+                    </w:r>
+                  </w:p>
+                  <w:p>
+                    <w:pPr>
+                      <w:jc w:val="center"/>
+                      <w:rPr>
+                        <w:rFonts w:ascii="Arabic Typesetting" w:hAnsi="Arabic Typesetting" w:cs="Arabic Typesetting"/>
+                        <w:color w:val="000000" w:themeColor="text1"/>
+                        <w:sz w:val="56"/>
+                        <w:szCs w:val="56"/>
+                      </w:rPr>
+                    </w:pPr>
+                    <w:r>
+                      <w:rPr>
+                        <w:rFonts w:ascii="Arabic Typesetting" w:hAnsi="Arabic Typesetting" w:cs="Arabic Typesetting" w:hint="cs"/>
+                        <w:color w:val="000000" w:themeColor="text1"/>
+                        <w:sz w:val="56"/>
+                        <w:szCs w:val="56"/>
+                      </w:rPr>
+                      <w:br/>
+                    </w:r>
+                  </w:p>
+                  <w:p/>
+                </w:txbxContent>
+              </v:textbox>
+              <w10:wrap type="square" anchorx="margin"/>
+            </v:shape>
+          </w:pict>
+        </mc:Fallback>
+      </mc:AlternateContent>
+    </w:r>
+    <w:r>
+      <w:rPr>
+        <w:rFonts w:ascii="Aptos" w:hAnsi="Aptos"/>
+        <w:noProof/>
+        <w:color w:val="000000"/>
+        <w:sz w:val="22"/>
+        <w:szCs w:val="22"/>
+        <w:bdr w:val="none" w:sz="0" w:space="0" w:color="auto" w:frame="1"/>
+      </w:rPr>
+      <w:drawing>
+        <wp:anchor distT="0" distB="0" distL="114300" distR="114300" simplePos="0" relativeHeight="251658240" behindDoc="1" locked="0" layoutInCell="1" allowOverlap="1" wp14:anchorId="72B4A001" wp14:editId="33F352A4">
+          <wp:simplePos x="0" y="0"/>
+          <wp:positionH relativeFrom="page">
+            <wp:posOffset>-28575</wp:posOffset>
+          </wp:positionH>
+          <wp:positionV relativeFrom="paragraph">
+            <wp:posOffset>4080510</wp:posOffset>
+          </wp:positionV>
+          <wp:extent cx="7557770" cy="6935470"/>
+          <wp:effectExtent l="0" t="0" r="5080" b="0"/>
+          <wp:wrapNone/>
+          <wp:docPr id="390525043" name="Imagem 1" descr="Logotipo&#10;&#10;O conteúdo gerado por IA pode estar incorreto."/>
+          <wp:cNvGraphicFramePr>
+            <a:graphicFrameLocks xmlns:a="http://schemas.openxmlformats.org/drawingml/2006/main" noChangeAspect="1"/>
+          </wp:cNvGraphicFramePr>
+          <a:graphic xmlns:a="http://schemas.openxmlformats.org/drawingml/2006/main">
+            <a:graphicData uri="http://schemas.openxmlformats.org/drawingml/2006/picture">
+              <pic:pic xmlns:pic="http://schemas.openxmlformats.org/drawingml/2006/picture">
+                <pic:nvPicPr>
+                  <pic:cNvPr id="390525043" name="Imagem 1" descr="Logotipo&#10;&#10;O conteúdo gerado por IA pode estar incorreto."/>
+                  <pic:cNvPicPr>
+                    <a:picLocks noChangeAspect="1" noChangeArrowheads="1"/>
+                  </pic:cNvPicPr>
+                </pic:nvPicPr>
+                <pic:blipFill rotWithShape="1">
+                  <a:blip r:embed="rId1">
+                    <a:extLst>
+                      <a:ext uri="{28A0092B-C50C-407E-A947-70E740481C1C}">
+                        <a14:useLocalDpi xmlns:a14="http://schemas.microsoft.com/office/drawing/2010/main" val="0"/>
+                      </a:ext>
+                    </a:extLst>
+                  </a:blip>
+                  <a:srcRect t="34995"/>
+                  <a:stretch/>
+                </pic:blipFill>
+                <pic:spPr bwMode="auto">
+                  <a:xfrm>
+                    <a:off x="0" y="0"/>
+                    <a:ext cx="7557770" cy="6935470"/>
+                  </a:xfrm>
+                  <a:prstGeom prst="rect">
+                    <a:avLst/>
+                  </a:prstGeom>
+                  <a:noFill/>
+                  <a:ln>
+                    <a:noFill/>
+                  </a:ln>
+                  <a:extLst>
+                    <a:ext uri="{53640926-AAD7-44D8-BBD7-CCE9431645EC}">
+                      <a14:shadowObscured xmlns:a14="http://schemas.microsoft.com/office/drawing/2010/main"/>
+                    </a:ext>
+                  </a:extLst>
+                </pic:spPr>
+              </pic:pic>
+            </a:graphicData>
+          </a:graphic>
+          <wp14:sizeRelH relativeFrom="page">
+            <wp14:pctWidth>0</wp14:pctWidth>
+          </wp14:sizeRelH>
+          <wp14:sizeRelV relativeFrom="page">
+            <wp14:pctHeight>0</wp14:pctHeight>
+          </wp14:sizeRelV>
+        </wp:anchor>
+      </w:drawing>
+    </w:r>
+    <w:r>
+      <w:rPr>
+        <w:rFonts w:ascii="Aptos Narrow" w:eastAsia="Times New Roman" w:hAnsi="Aptos Narrow" w:cs="Times New Roman"/>
+        <w:noProof/>
+        <w:color w:val="000000"/>
+        <w:kern w:val="0"/>
+        <w:lang w:eastAsia="pt-BR"/>
+        <w14:ligatures w14:val="none"/>
+      </w:rPr>
+      <w:drawing>
+        <wp:anchor distT="0" distB="0" distL="114300" distR="114300" simplePos="0" relativeHeight="251659264" behindDoc="0" locked="0" layoutInCell="1" allowOverlap="1" wp14:anchorId="6AB296C8" wp14:editId="70A4AA4A">
+          <wp:simplePos x="0" y="0"/>
+          <wp:positionH relativeFrom="column">
+            <wp:posOffset>-889635</wp:posOffset>
+          </wp:positionH>
+          <wp:positionV relativeFrom="paragraph">
+            <wp:posOffset>-297180</wp:posOffset>
+          </wp:positionV>
+          <wp:extent cx="1120140" cy="922020"/>
+          <wp:effectExtent l="0" t="0" r="0" b="0"/>
+          <wp:wrapNone/>
+          <wp:docPr id="828240623" name="Imagem 3" descr="Logotipo&#10;&#10;O conteúdo gerado por IA pode estar incorreto."/>
+          <wp:cNvGraphicFramePr>
+            <a:graphicFrameLocks xmlns:a="http://schemas.openxmlformats.org/drawingml/2006/main" noChangeAspect="1"/>
+          </wp:cNvGraphicFramePr>
+          <a:graphic xmlns:a="http://schemas.openxmlformats.org/drawingml/2006/main">
+            <a:graphicData uri="http://schemas.openxmlformats.org/drawingml/2006/picture">
+              <pic:pic xmlns:pic="http://schemas.openxmlformats.org/drawingml/2006/picture">
+                <pic:nvPicPr>
+                  <pic:cNvPr id="828240623" name="Imagem 3" descr="Logotipo&#10;&#10;O conteúdo gerado por IA pode estar incorreto."/>
+                  <pic:cNvPicPr>
+                    <a:picLocks noChangeAspect="1" noChangeArrowheads="1"/>
+                  </pic:cNvPicPr>
+                </pic:nvPicPr>
+                <pic:blipFill rotWithShape="1">
+                  <a:blip r:embed="rId2">
+                    <a:extLst>
+                      <a:ext uri="{28A0092B-C50C-407E-A947-70E740481C1C}">
+                        <a14:useLocalDpi xmlns:a14="http://schemas.microsoft.com/office/drawing/2010/main" val="0"/>
+                      </a:ext>
+                    </a:extLst>
+                  </a:blip>
+                  <a:srcRect t="17687"/>
+                  <a:stretch/>
+                </pic:blipFill>
+                <pic:spPr bwMode="auto">
+                  <a:xfrm>
+                    <a:off x="0" y="0"/>
+                    <a:ext cx="1120140" cy="922020"/>
+                  </a:xfrm>
+                  <a:prstGeom prst="rect">
+                    <a:avLst/>
+                  </a:prstGeom>
+                  <a:noFill/>
+                  <a:ln>
+                    <a:noFill/>
+                  </a:ln>
+                  <a:extLst>
+                    <a:ext uri="{53640926-AAD7-44D8-BBD7-CCE9431645EC}">
+                      <a14:shadowObscured xmlns:a14="http://schemas.microsoft.com/office/drawing/2010/main"/>
+                    </a:ext>
+                  </a:extLst>
+                </pic:spPr>
+              </pic:pic>
+            </a:graphicData>
+          </a:graphic>
+          <wp14:sizeRelH relativeFrom="margin">
+            <wp14:pctWidth>0</wp14:pctWidth>
+          </wp14:sizeRelH>
+          <wp14:sizeRelV relativeFrom="margin">
+            <wp14:pctHeight>0</wp14:pctHeight>
+          </wp14:sizeRelV>
+        </wp:anchor>
+      </w:drawing>
+    </w:r>
+    <w:r>
+      <w:rPr>
+        <w:rFonts w:ascii="Aptos" w:hAnsi="Aptos"/>
+        <w:color w:val="000000"/>
+        <w:sz w:val="22"/>
+        <w:szCs w:val="22"/>
+        <w:bdr w:val="none" w:sz="0" w:space="0" w:color="auto" w:frame="1"/>
+      </w:rPr>
+      <w:fldChar w:fldCharType="begin"/>
+    </w:r>
+    <w:r>
+      <w:rPr>
+        <w:rFonts w:ascii="Aptos" w:hAnsi="Aptos"/>
+        <w:color w:val="000000"/>
+        <w:sz w:val="22"/>
+        <w:szCs w:val="22"/>
+        <w:bdr w:val="none" w:sz="0" w:space="0" w:color="auto" w:frame="1"/>
+      </w:rPr>
+      <w:instrText xml:space="preserve"> INCLUDEPICTURE "https://lh7-rt.googleusercontent.com/docsz/AD_4nXeuBefdcsdVkwMl5n9Vb7W2DyK3SUG9Uy-7rxc8LyP9-a0NwLpZ3iJlR-ZDjsI9DY0vlluA-aO_-QfbpSzYy7qdOUwp8a4WLra5bJpB0dxGrivV2J73E_T0dCFLOYo4eUn8qxkSL6GhOBHfG7R0Q_A?key=mEjcte13KbOQWMbDi3LYOw" \* MERGEFORMATINET </w:instrText>
+    </w:r>
+    <w:r>
+      <w:rPr>
+        <w:rFonts w:ascii="Aptos" w:hAnsi="Aptos"/>
+        <w:color w:val="000000"/>
+        <w:sz w:val="22"/>
+        <w:szCs w:val="22"/>
+        <w:bdr w:val="none" w:sz="0" w:space="0" w:color="auto" w:frame="1"/>
+      </w:rPr>
+      <w:fldChar w:fldCharType="separate"/>
+    </w:r>
+    <w:r>
+      <w:rPr>
+        <w:rFonts w:ascii="Aptos" w:hAnsi="Aptos"/>
+        <w:color w:val="000000"/>
+        <w:sz w:val="22"/>
+        <w:szCs w:val="22"/>
+        <w:bdr w:val="none" w:sz="0" w:space="0" w:color="auto" w:frame="1"/>
+      </w:rPr>
+      <w:fldChar w:fldCharType="end"/>
+    </w:r>
   </w:p>
 </w:hdr>
 </file>
@@ -2343,17 +2164,13 @@
       <w:rPr>
         <w:rFonts w:asciiTheme="minorHAnsi" w:eastAsiaTheme="minorHAnsi" w:hAnsiTheme="minorHAnsi" w:cstheme="minorBidi"/>
         <w:kern w:val="2"/>
-        <w:sz w:val="22"/>
-        <w:szCs w:val="22"/>
+        <w:sz w:val="24"/>
+        <w:szCs w:val="24"/>
         <w:lang w:val="pt-BR" w:eastAsia="en-US" w:bidi="ar-SA"/>
         <w14:ligatures w14:val="standardContextual"/>
       </w:rPr>
     </w:rPrDefault>
-    <w:pPrDefault>
-      <w:pPr>
-        <w:spacing w:after="160" w:line="259" w:lineRule="auto"/>
-      </w:pPr>
-    </w:pPrDefault>
+    <w:pPrDefault/>
   </w:docDefaults>
   <w:latentStyles w:defLockedState="0" w:defUIPriority="99" w:defSemiHidden="0" w:defUnhideWhenUsed="0" w:defQFormat="0" w:count="376">
     <w:lsdException w:name="Normal" w:uiPriority="0" w:qFormat="1"/>
@@ -2744,7 +2561,7 @@
     <w:link w:val="Ttulo1Char"/>
     <w:uiPriority w:val="9"/>
     <w:qFormat/>
-    <w:rsid w:val="00CE0841"/>
+    <w:rsid w:val="008770BB"/>
     <w:pPr>
       <w:keepNext/>
       <w:keepLines/>
@@ -2767,7 +2584,7 @@
     <w:semiHidden/>
     <w:unhideWhenUsed/>
     <w:qFormat/>
-    <w:rsid w:val="00CE0841"/>
+    <w:rsid w:val="00B14084"/>
     <w:pPr>
       <w:keepNext/>
       <w:keepLines/>
@@ -2790,7 +2607,7 @@
     <w:semiHidden/>
     <w:unhideWhenUsed/>
     <w:qFormat/>
-    <w:rsid w:val="00CE0841"/>
+    <w:rsid w:val="008770BB"/>
     <w:pPr>
       <w:keepNext/>
       <w:keepLines/>
@@ -2813,7 +2630,7 @@
     <w:semiHidden/>
     <w:unhideWhenUsed/>
     <w:qFormat/>
-    <w:rsid w:val="00CE0841"/>
+    <w:rsid w:val="008770BB"/>
     <w:pPr>
       <w:keepNext/>
       <w:keepLines/>
@@ -2836,7 +2653,7 @@
     <w:semiHidden/>
     <w:unhideWhenUsed/>
     <w:qFormat/>
-    <w:rsid w:val="00CE0841"/>
+    <w:rsid w:val="008770BB"/>
     <w:pPr>
       <w:keepNext/>
       <w:keepLines/>
@@ -2857,11 +2674,11 @@
     <w:semiHidden/>
     <w:unhideWhenUsed/>
     <w:qFormat/>
-    <w:rsid w:val="00CE0841"/>
+    <w:rsid w:val="008770BB"/>
     <w:pPr>
       <w:keepNext/>
       <w:keepLines/>
-      <w:spacing w:before="40" w:after="0"/>
+      <w:spacing w:before="40"/>
       <w:outlineLvl w:val="5"/>
     </w:pPr>
     <w:rPr>
@@ -2880,11 +2697,11 @@
     <w:semiHidden/>
     <w:unhideWhenUsed/>
     <w:qFormat/>
-    <w:rsid w:val="00CE0841"/>
+    <w:rsid w:val="008770BB"/>
     <w:pPr>
       <w:keepNext/>
       <w:keepLines/>
-      <w:spacing w:before="40" w:after="0"/>
+      <w:spacing w:before="40"/>
       <w:outlineLvl w:val="6"/>
     </w:pPr>
     <w:rPr>
@@ -2901,11 +2718,10 @@
     <w:semiHidden/>
     <w:unhideWhenUsed/>
     <w:qFormat/>
-    <w:rsid w:val="00CE0841"/>
+    <w:rsid w:val="008770BB"/>
     <w:pPr>
       <w:keepNext/>
       <w:keepLines/>
-      <w:spacing w:after="0"/>
       <w:outlineLvl w:val="7"/>
     </w:pPr>
     <w:rPr>
@@ -2924,11 +2740,10 @@
     <w:semiHidden/>
     <w:unhideWhenUsed/>
     <w:qFormat/>
-    <w:rsid w:val="00CE0841"/>
+    <w:rsid w:val="008770BB"/>
     <w:pPr>
       <w:keepNext/>
       <w:keepLines/>
-      <w:spacing w:after="0"/>
       <w:outlineLvl w:val="8"/>
     </w:pPr>
     <w:rPr>
@@ -2939,6 +2754,7 @@
   <w:style w:type="character" w:default="1" w:styleId="Fontepargpadro">
     <w:name w:val="Default Paragraph Font"/>
     <w:uiPriority w:val="1"/>
+    <w:semiHidden/>
     <w:unhideWhenUsed/>
   </w:style>
   <w:style w:type="table" w:default="1" w:styleId="Tabelanormal">
@@ -2962,12 +2778,47 @@
     <w:semiHidden/>
     <w:unhideWhenUsed/>
   </w:style>
+  <w:style w:type="paragraph" w:customStyle="1" w:styleId="Citdir3">
+    <w:name w:val="Cit dir 3 +"/>
+    <w:basedOn w:val="Ttulo2"/>
+    <w:autoRedefine/>
+    <w:qFormat/>
+    <w:rsid w:val="00B14084"/>
+    <w:pPr>
+      <w:spacing w:before="360" w:after="120"/>
+      <w:ind w:left="2160"/>
+      <w:jc w:val="both"/>
+    </w:pPr>
+    <w:rPr>
+      <w:rFonts w:ascii="Arial" w:eastAsia="Arial" w:hAnsi="Arial" w:cs="Arial"/>
+      <w:b/>
+      <w:color w:val="auto"/>
+      <w:kern w:val="0"/>
+      <w:sz w:val="20"/>
+      <w:lang w:eastAsia="pt-BR"/>
+      <w14:ligatures w14:val="none"/>
+    </w:rPr>
+  </w:style>
+  <w:style w:type="character" w:customStyle="1" w:styleId="Ttulo2Char">
+    <w:name w:val="Título 2 Char"/>
+    <w:basedOn w:val="Fontepargpadro"/>
+    <w:link w:val="Ttulo2"/>
+    <w:uiPriority w:val="9"/>
+    <w:semiHidden/>
+    <w:rsid w:val="00B14084"/>
+    <w:rPr>
+      <w:rFonts w:asciiTheme="majorHAnsi" w:eastAsiaTheme="majorEastAsia" w:hAnsiTheme="majorHAnsi" w:cstheme="majorBidi"/>
+      <w:color w:val="0F4761" w:themeColor="accent1" w:themeShade="BF"/>
+      <w:sz w:val="32"/>
+      <w:szCs w:val="32"/>
+    </w:rPr>
+  </w:style>
   <w:style w:type="character" w:customStyle="1" w:styleId="Ttulo1Char">
     <w:name w:val="Título 1 Char"/>
     <w:basedOn w:val="Fontepargpadro"/>
     <w:link w:val="Ttulo1"/>
     <w:uiPriority w:val="9"/>
-    <w:rsid w:val="00CE0841"/>
+    <w:rsid w:val="008770BB"/>
     <w:rPr>
       <w:rFonts w:asciiTheme="majorHAnsi" w:eastAsiaTheme="majorEastAsia" w:hAnsiTheme="majorHAnsi" w:cstheme="majorBidi"/>
       <w:color w:val="0F4761" w:themeColor="accent1" w:themeShade="BF"/>
@@ -2975,27 +2826,13 @@
       <w:szCs w:val="40"/>
     </w:rPr>
   </w:style>
-  <w:style w:type="character" w:customStyle="1" w:styleId="Ttulo2Char">
-    <w:name w:val="Título 2 Char"/>
-    <w:basedOn w:val="Fontepargpadro"/>
-    <w:link w:val="Ttulo2"/>
-    <w:uiPriority w:val="9"/>
-    <w:semiHidden/>
-    <w:rsid w:val="00CE0841"/>
-    <w:rPr>
-      <w:rFonts w:asciiTheme="majorHAnsi" w:eastAsiaTheme="majorEastAsia" w:hAnsiTheme="majorHAnsi" w:cstheme="majorBidi"/>
-      <w:color w:val="0F4761" w:themeColor="accent1" w:themeShade="BF"/>
-      <w:sz w:val="32"/>
-      <w:szCs w:val="32"/>
-    </w:rPr>
-  </w:style>
   <w:style w:type="character" w:customStyle="1" w:styleId="Ttulo3Char">
     <w:name w:val="Título 3 Char"/>
     <w:basedOn w:val="Fontepargpadro"/>
     <w:link w:val="Ttulo3"/>
     <w:uiPriority w:val="9"/>
     <w:semiHidden/>
-    <w:rsid w:val="00CE0841"/>
+    <w:rsid w:val="008770BB"/>
     <w:rPr>
       <w:rFonts w:eastAsiaTheme="majorEastAsia" w:cstheme="majorBidi"/>
       <w:color w:val="0F4761" w:themeColor="accent1" w:themeShade="BF"/>
@@ -3009,7 +2846,7 @@
     <w:link w:val="Ttulo4"/>
     <w:uiPriority w:val="9"/>
     <w:semiHidden/>
-    <w:rsid w:val="00CE0841"/>
+    <w:rsid w:val="008770BB"/>
     <w:rPr>
       <w:rFonts w:eastAsiaTheme="majorEastAsia" w:cstheme="majorBidi"/>
       <w:i/>
@@ -3023,7 +2860,7 @@
     <w:link w:val="Ttulo5"/>
     <w:uiPriority w:val="9"/>
     <w:semiHidden/>
-    <w:rsid w:val="00CE0841"/>
+    <w:rsid w:val="008770BB"/>
     <w:rPr>
       <w:rFonts w:eastAsiaTheme="majorEastAsia" w:cstheme="majorBidi"/>
       <w:color w:val="0F4761" w:themeColor="accent1" w:themeShade="BF"/>
@@ -3035,7 +2872,7 @@
     <w:link w:val="Ttulo6"/>
     <w:uiPriority w:val="9"/>
     <w:semiHidden/>
-    <w:rsid w:val="00CE0841"/>
+    <w:rsid w:val="008770BB"/>
     <w:rPr>
       <w:rFonts w:eastAsiaTheme="majorEastAsia" w:cstheme="majorBidi"/>
       <w:i/>
@@ -3049,7 +2886,7 @@
     <w:link w:val="Ttulo7"/>
     <w:uiPriority w:val="9"/>
     <w:semiHidden/>
-    <w:rsid w:val="00CE0841"/>
+    <w:rsid w:val="008770BB"/>
     <w:rPr>
       <w:rFonts w:eastAsiaTheme="majorEastAsia" w:cstheme="majorBidi"/>
       <w:color w:val="595959" w:themeColor="text1" w:themeTint="A6"/>
@@ -3061,7 +2898,7 @@
     <w:link w:val="Ttulo8"/>
     <w:uiPriority w:val="9"/>
     <w:semiHidden/>
-    <w:rsid w:val="00CE0841"/>
+    <w:rsid w:val="008770BB"/>
     <w:rPr>
       <w:rFonts w:eastAsiaTheme="majorEastAsia" w:cstheme="majorBidi"/>
       <w:i/>
@@ -3075,7 +2912,7 @@
     <w:link w:val="Ttulo9"/>
     <w:uiPriority w:val="9"/>
     <w:semiHidden/>
-    <w:rsid w:val="00CE0841"/>
+    <w:rsid w:val="008770BB"/>
     <w:rPr>
       <w:rFonts w:eastAsiaTheme="majorEastAsia" w:cstheme="majorBidi"/>
       <w:color w:val="272727" w:themeColor="text1" w:themeTint="D8"/>
@@ -3088,9 +2925,9 @@
     <w:link w:val="TtuloChar"/>
     <w:uiPriority w:val="10"/>
     <w:qFormat/>
-    <w:rsid w:val="00CE0841"/>
+    <w:rsid w:val="008770BB"/>
     <w:pPr>
-      <w:spacing w:after="80" w:line="240" w:lineRule="auto"/>
+      <w:spacing w:after="80"/>
       <w:contextualSpacing/>
     </w:pPr>
     <w:rPr>
@@ -3106,7 +2943,7 @@
     <w:basedOn w:val="Fontepargpadro"/>
     <w:link w:val="Ttulo"/>
     <w:uiPriority w:val="10"/>
-    <w:rsid w:val="00CE0841"/>
+    <w:rsid w:val="008770BB"/>
     <w:rPr>
       <w:rFonts w:asciiTheme="majorHAnsi" w:eastAsiaTheme="majorEastAsia" w:hAnsiTheme="majorHAnsi" w:cstheme="majorBidi"/>
       <w:spacing w:val="-10"/>
@@ -3122,11 +2959,12 @@
     <w:link w:val="SubttuloChar"/>
     <w:uiPriority w:val="11"/>
     <w:qFormat/>
-    <w:rsid w:val="00CE0841"/>
+    <w:rsid w:val="008770BB"/>
     <w:pPr>
       <w:numPr>
         <w:ilvl w:val="1"/>
       </w:numPr>
+      <w:spacing w:after="160"/>
     </w:pPr>
     <w:rPr>
       <w:rFonts w:eastAsiaTheme="majorEastAsia" w:cstheme="majorBidi"/>
@@ -3141,7 +2979,7 @@
     <w:basedOn w:val="Fontepargpadro"/>
     <w:link w:val="Subttulo"/>
     <w:uiPriority w:val="11"/>
-    <w:rsid w:val="00CE0841"/>
+    <w:rsid w:val="008770BB"/>
     <w:rPr>
       <w:rFonts w:eastAsiaTheme="majorEastAsia" w:cstheme="majorBidi"/>
       <w:color w:val="595959" w:themeColor="text1" w:themeTint="A6"/>
@@ -3157,9 +2995,9 @@
     <w:link w:val="CitaoChar"/>
     <w:uiPriority w:val="29"/>
     <w:qFormat/>
-    <w:rsid w:val="00CE0841"/>
+    <w:rsid w:val="008770BB"/>
     <w:pPr>
-      <w:spacing w:before="160"/>
+      <w:spacing w:before="160" w:after="160"/>
       <w:jc w:val="center"/>
     </w:pPr>
     <w:rPr>
@@ -3173,7 +3011,7 @@
     <w:basedOn w:val="Fontepargpadro"/>
     <w:link w:val="Citao"/>
     <w:uiPriority w:val="29"/>
-    <w:rsid w:val="00CE0841"/>
+    <w:rsid w:val="008770BB"/>
     <w:rPr>
       <w:i/>
       <w:iCs/>
@@ -3185,7 +3023,7 @@
     <w:basedOn w:val="Normal"/>
     <w:uiPriority w:val="34"/>
     <w:qFormat/>
-    <w:rsid w:val="00CE0841"/>
+    <w:rsid w:val="008770BB"/>
     <w:pPr>
       <w:ind w:left="720"/>
       <w:contextualSpacing/>
@@ -3196,7 +3034,7 @@
     <w:basedOn w:val="Fontepargpadro"/>
     <w:uiPriority w:val="21"/>
     <w:qFormat/>
-    <w:rsid w:val="00CE0841"/>
+    <w:rsid w:val="008770BB"/>
     <w:rPr>
       <w:i/>
       <w:iCs/>
@@ -3210,7 +3048,7 @@
     <w:link w:val="CitaoIntensaChar"/>
     <w:uiPriority w:val="30"/>
     <w:qFormat/>
-    <w:rsid w:val="00CE0841"/>
+    <w:rsid w:val="008770BB"/>
     <w:pPr>
       <w:pBdr>
         <w:top w:val="single" w:sz="4" w:space="10" w:color="0F4761" w:themeColor="accent1" w:themeShade="BF"/>
@@ -3231,7 +3069,7 @@
     <w:basedOn w:val="Fontepargpadro"/>
     <w:link w:val="CitaoIntensa"/>
     <w:uiPriority w:val="30"/>
-    <w:rsid w:val="00CE0841"/>
+    <w:rsid w:val="008770BB"/>
     <w:rPr>
       <w:i/>
       <w:iCs/>
@@ -3243,7 +3081,7 @@
     <w:basedOn w:val="Fontepargpadro"/>
     <w:uiPriority w:val="32"/>
     <w:qFormat/>
-    <w:rsid w:val="00CE0841"/>
+    <w:rsid w:val="008770BB"/>
     <w:rPr>
       <w:b/>
       <w:bCs/>
@@ -3258,13 +3096,12 @@
     <w:link w:val="CabealhoChar"/>
     <w:uiPriority w:val="99"/>
     <w:unhideWhenUsed/>
-    <w:rsid w:val="00C53C60"/>
+    <w:rsid w:val="008770BB"/>
     <w:pPr>
       <w:tabs>
         <w:tab w:val="center" w:pos="4252"/>
         <w:tab w:val="right" w:pos="8504"/>
       </w:tabs>
-      <w:spacing w:after="0" w:line="240" w:lineRule="auto"/>
     </w:pPr>
   </w:style>
   <w:style w:type="character" w:customStyle="1" w:styleId="CabealhoChar">
@@ -3272,7 +3109,7 @@
     <w:basedOn w:val="Fontepargpadro"/>
     <w:link w:val="Cabealho"/>
     <w:uiPriority w:val="99"/>
-    <w:rsid w:val="00C53C60"/>
+    <w:rsid w:val="008770BB"/>
   </w:style>
   <w:style w:type="paragraph" w:styleId="Rodap">
     <w:name w:val="footer"/>
@@ -3280,13 +3117,12 @@
     <w:link w:val="RodapChar"/>
     <w:uiPriority w:val="99"/>
     <w:unhideWhenUsed/>
-    <w:rsid w:val="00C53C60"/>
+    <w:rsid w:val="008770BB"/>
     <w:pPr>
       <w:tabs>
         <w:tab w:val="center" w:pos="4252"/>
         <w:tab w:val="right" w:pos="8504"/>
       </w:tabs>
-      <w:spacing w:after="0" w:line="240" w:lineRule="auto"/>
     </w:pPr>
   </w:style>
   <w:style w:type="character" w:customStyle="1" w:styleId="RodapChar">
@@ -3294,17 +3130,7 @@
     <w:basedOn w:val="Fontepargpadro"/>
     <w:link w:val="Rodap"/>
     <w:uiPriority w:val="99"/>
-    <w:rsid w:val="00C53C60"/>
-  </w:style>
-  <w:style w:type="paragraph" w:styleId="Reviso">
-    <w:name w:val="Revision"/>
-    <w:hidden/>
-    <w:uiPriority w:val="99"/>
-    <w:semiHidden/>
-    <w:rsid w:val="00C43766"/>
-    <w:pPr>
-      <w:spacing w:after="0" w:line="240" w:lineRule="auto"/>
-    </w:pPr>
+    <w:rsid w:val="008770BB"/>
   </w:style>
 </w:styles>
 </file>
@@ -3605,10 +3431,10 @@
 </file>
 
 <file path=customXml/item1.xml><?xml version="1.0" encoding="utf-8"?>
-<ct:contentTypeSchema xmlns:ct="http://schemas.microsoft.com/office/2006/metadata/contentType" xmlns:ma="http://schemas.microsoft.com/office/2006/metadata/properties/metaAttributes" ct:_="" ma:_="" ma:contentTypeName="Documento" ma:contentTypeID="0x01010056A1642AFB4D2B47A24EF1167CA4993A" ma:contentTypeVersion="17" ma:contentTypeDescription="Crie um novo documento." ma:contentTypeScope="" ma:versionID="9fef9782bce05ee815926a19724255bf">
-  <xsd:schema xmlns:xsd="http://www.w3.org/2001/XMLSchema" xmlns:xs="http://www.w3.org/2001/XMLSchema" xmlns:p="http://schemas.microsoft.com/office/2006/metadata/properties" xmlns:ns2="cef28ad2-c1f9-459b-88b5-e76bd4516cda" xmlns:ns3="a01df2a3-7cd3-472a-bff2-c4e41f1f5125" targetNamespace="http://schemas.microsoft.com/office/2006/metadata/properties" ma:root="true" ma:fieldsID="ca52b1a5aab830fceb844ac7fb7fb18a" ns2:_="" ns3:_="">
-    <xsd:import namespace="cef28ad2-c1f9-459b-88b5-e76bd4516cda"/>
-    <xsd:import namespace="a01df2a3-7cd3-472a-bff2-c4e41f1f5125"/>
+<ct:contentTypeSchema xmlns:ct="http://schemas.microsoft.com/office/2006/metadata/contentType" xmlns:ma="http://schemas.microsoft.com/office/2006/metadata/properties/metaAttributes" ct:_="" ma:_="" ma:contentTypeName="Documento" ma:contentTypeID="0x0101000F89E8D46E8A114BAECD566DFB523DAC" ma:contentTypeVersion="10" ma:contentTypeDescription="Crie um novo documento." ma:contentTypeScope="" ma:versionID="c5889e6cf4f064f02a88c18e47ab8976">
+  <xsd:schema xmlns:xsd="http://www.w3.org/2001/XMLSchema" xmlns:xs="http://www.w3.org/2001/XMLSchema" xmlns:p="http://schemas.microsoft.com/office/2006/metadata/properties" xmlns:ns2="caef4c4a-035d-4ffb-bcaa-d117ff00202a" xmlns:ns3="1ea0291b-196e-49d1-95e6-84c7fa1b9a06" targetNamespace="http://schemas.microsoft.com/office/2006/metadata/properties" ma:root="true" ma:fieldsID="a956e2795b0dd2ba3baedc3c92cc041f" ns2:_="" ns3:_="">
+    <xsd:import namespace="caef4c4a-035d-4ffb-bcaa-d117ff00202a"/>
+    <xsd:import namespace="1ea0291b-196e-49d1-95e6-84c7fa1b9a06"/>
     <xsd:element name="properties">
       <xsd:complexType>
         <xsd:sequence>
@@ -3617,20 +3443,13 @@
               <xsd:all>
                 <xsd:element ref="ns2:MediaServiceMetadata" minOccurs="0"/>
                 <xsd:element ref="ns2:MediaServiceFastMetadata" minOccurs="0"/>
-                <xsd:element ref="ns3:SharedWithUsers" minOccurs="0"/>
-                <xsd:element ref="ns3:SharedWithDetails" minOccurs="0"/>
+                <xsd:element ref="ns2:MediaServiceSearchProperties" minOccurs="0"/>
+                <xsd:element ref="ns2:lcf76f155ced4ddcb4097134ff3c332f" minOccurs="0"/>
+                <xsd:element ref="ns3:TaxCatchAll" minOccurs="0"/>
                 <xsd:element ref="ns2:MediaServiceDateTaken" minOccurs="0"/>
-                <xsd:element ref="ns2:MediaServiceAutoTags" minOccurs="0"/>
+                <xsd:element ref="ns2:MediaServiceOCR" minOccurs="0"/>
                 <xsd:element ref="ns2:MediaServiceGenerationTime" minOccurs="0"/>
                 <xsd:element ref="ns2:MediaServiceEventHashCode" minOccurs="0"/>
-                <xsd:element ref="ns2:MediaLengthInSeconds" minOccurs="0"/>
-                <xsd:element ref="ns2:MediaServiceAutoKeyPoints" minOccurs="0"/>
-                <xsd:element ref="ns2:MediaServiceKeyPoints" minOccurs="0"/>
-                <xsd:element ref="ns2:MediaServiceOCR" minOccurs="0"/>
-                <xsd:element ref="ns2:lcf76f155ced4ddcb4097134ff3c332f" minOccurs="0"/>
-                <xsd:element ref="ns3:TaxCatchAll" minOccurs="0"/>
-                <xsd:element ref="ns2:MediaServiceObjectDetectorVersions" minOccurs="0"/>
-                <xsd:element ref="ns2:MediaServiceSearchProperties" minOccurs="0"/>
               </xsd:all>
             </xsd:complexType>
           </xsd:element>
@@ -3638,7 +3457,7 @@
       </xsd:complexType>
     </xsd:element>
   </xsd:schema>
-  <xsd:schema xmlns:xsd="http://www.w3.org/2001/XMLSchema" xmlns:xs="http://www.w3.org/2001/XMLSchema" xmlns:dms="http://schemas.microsoft.com/office/2006/documentManagement/types" xmlns:pc="http://schemas.microsoft.com/office/infopath/2007/PartnerControls" targetNamespace="cef28ad2-c1f9-459b-88b5-e76bd4516cda" elementFormDefault="qualified">
+  <xsd:schema xmlns:xsd="http://www.w3.org/2001/XMLSchema" xmlns:xs="http://www.w3.org/2001/XMLSchema" xmlns:dms="http://schemas.microsoft.com/office/2006/documentManagement/types" xmlns:pc="http://schemas.microsoft.com/office/infopath/2007/PartnerControls" targetNamespace="caef4c4a-035d-4ffb-bcaa-d117ff00202a" elementFormDefault="qualified">
     <xsd:import namespace="http://schemas.microsoft.com/office/2006/documentManagement/types"/>
     <xsd:import namespace="http://schemas.microsoft.com/office/infopath/2007/PartnerControls"/>
     <xsd:element name="MediaServiceMetadata" ma:index="8" nillable="true" ma:displayName="MediaServiceMetadata" ma:hidden="true" ma:internalName="MediaServiceMetadata" ma:readOnly="true">
@@ -3651,98 +3470,45 @@
         <xsd:restriction base="dms:Note"/>
       </xsd:simpleType>
     </xsd:element>
-    <xsd:element name="MediaServiceDateTaken" ma:index="12" nillable="true" ma:displayName="MediaServiceDateTaken" ma:hidden="true" ma:internalName="MediaServiceDateTaken" ma:readOnly="true">
+    <xsd:element name="MediaServiceSearchProperties" ma:index="10" nillable="true" ma:displayName="MediaServiceSearchProperties" ma:hidden="true" ma:internalName="MediaServiceSearchProperties" ma:readOnly="true">
+      <xsd:simpleType>
+        <xsd:restriction base="dms:Note"/>
+      </xsd:simpleType>
+    </xsd:element>
+    <xsd:element name="lcf76f155ced4ddcb4097134ff3c332f" ma:index="12" nillable="true" ma:taxonomy="true" ma:internalName="lcf76f155ced4ddcb4097134ff3c332f" ma:taxonomyFieldName="MediaServiceImageTags" ma:displayName="Marcações de imagem" ma:readOnly="false" ma:fieldId="{5cf76f15-5ced-4ddc-b409-7134ff3c332f}" ma:taxonomyMulti="true" ma:sspId="b600aeba-258e-4e2e-881a-152d2c8b0fae" ma:termSetId="09814cd3-568e-fe90-9814-8d621ff8fb84" ma:anchorId="fba54fb3-c3e1-fe81-a776-ca4b69148c4d" ma:open="true" ma:isKeyword="false">
+      <xsd:complexType>
+        <xsd:sequence>
+          <xsd:element ref="pc:Terms" minOccurs="0" maxOccurs="1"/>
+        </xsd:sequence>
+      </xsd:complexType>
+    </xsd:element>
+    <xsd:element name="MediaServiceDateTaken" ma:index="14" nillable="true" ma:displayName="MediaServiceDateTaken" ma:hidden="true" ma:indexed="true" ma:internalName="MediaServiceDateTaken" ma:readOnly="true">
       <xsd:simpleType>
         <xsd:restriction base="dms:Text"/>
       </xsd:simpleType>
     </xsd:element>
-    <xsd:element name="MediaServiceAutoTags" ma:index="13" nillable="true" ma:displayName="Tags" ma:internalName="MediaServiceAutoTags" ma:readOnly="true">
-      <xsd:simpleType>
-        <xsd:restriction base="dms:Text"/>
-      </xsd:simpleType>
-    </xsd:element>
-    <xsd:element name="MediaServiceGenerationTime" ma:index="14" nillable="true" ma:displayName="MediaServiceGenerationTime" ma:hidden="true" ma:internalName="MediaServiceGenerationTime" ma:readOnly="true">
-      <xsd:simpleType>
-        <xsd:restriction base="dms:Text"/>
-      </xsd:simpleType>
-    </xsd:element>
-    <xsd:element name="MediaServiceEventHashCode" ma:index="15" nillable="true" ma:displayName="MediaServiceEventHashCode" ma:hidden="true" ma:internalName="MediaServiceEventHashCode" ma:readOnly="true">
-      <xsd:simpleType>
-        <xsd:restriction base="dms:Text"/>
-      </xsd:simpleType>
-    </xsd:element>
-    <xsd:element name="MediaLengthInSeconds" ma:index="16" nillable="true" ma:displayName="MediaLengthInSeconds" ma:hidden="true" ma:internalName="MediaLengthInSeconds" ma:readOnly="true">
-      <xsd:simpleType>
-        <xsd:restriction base="dms:Unknown"/>
-      </xsd:simpleType>
-    </xsd:element>
-    <xsd:element name="MediaServiceAutoKeyPoints" ma:index="17" nillable="true" ma:displayName="MediaServiceAutoKeyPoints" ma:hidden="true" ma:internalName="MediaServiceAutoKeyPoints" ma:readOnly="true">
-      <xsd:simpleType>
-        <xsd:restriction base="dms:Note"/>
-      </xsd:simpleType>
-    </xsd:element>
-    <xsd:element name="MediaServiceKeyPoints" ma:index="18" nillable="true" ma:displayName="KeyPoints" ma:internalName="MediaServiceKeyPoints" ma:readOnly="true">
+    <xsd:element name="MediaServiceOCR" ma:index="15" nillable="true" ma:displayName="Extracted Text" ma:internalName="MediaServiceOCR" ma:readOnly="true">
       <xsd:simpleType>
         <xsd:restriction base="dms:Note">
           <xsd:maxLength value="255"/>
         </xsd:restriction>
       </xsd:simpleType>
     </xsd:element>
-    <xsd:element name="MediaServiceOCR" ma:index="19" nillable="true" ma:displayName="Extracted Text" ma:internalName="MediaServiceOCR" ma:readOnly="true">
-      <xsd:simpleType>
-        <xsd:restriction base="dms:Note">
-          <xsd:maxLength value="255"/>
-        </xsd:restriction>
-      </xsd:simpleType>
-    </xsd:element>
-    <xsd:element name="lcf76f155ced4ddcb4097134ff3c332f" ma:index="21" nillable="true" ma:taxonomy="true" ma:internalName="lcf76f155ced4ddcb4097134ff3c332f" ma:taxonomyFieldName="MediaServiceImageTags" ma:displayName="Marcações de imagem" ma:readOnly="false" ma:fieldId="{5cf76f15-5ced-4ddc-b409-7134ff3c332f}" ma:taxonomyMulti="true" ma:sspId="b600aeba-258e-4e2e-881a-152d2c8b0fae" ma:termSetId="09814cd3-568e-fe90-9814-8d621ff8fb84" ma:anchorId="fba54fb3-c3e1-fe81-a776-ca4b69148c4d" ma:open="true" ma:isKeyword="false">
-      <xsd:complexType>
-        <xsd:sequence>
-          <xsd:element ref="pc:Terms" minOccurs="0" maxOccurs="1"/>
-        </xsd:sequence>
-      </xsd:complexType>
-    </xsd:element>
-    <xsd:element name="MediaServiceObjectDetectorVersions" ma:index="23" nillable="true" ma:displayName="MediaServiceObjectDetectorVersions" ma:hidden="true" ma:indexed="true" ma:internalName="MediaServiceObjectDetectorVersions" ma:readOnly="true">
+    <xsd:element name="MediaServiceGenerationTime" ma:index="16" nillable="true" ma:displayName="MediaServiceGenerationTime" ma:hidden="true" ma:internalName="MediaServiceGenerationTime" ma:readOnly="true">
       <xsd:simpleType>
         <xsd:restriction base="dms:Text"/>
       </xsd:simpleType>
     </xsd:element>
-    <xsd:element name="MediaServiceSearchProperties" ma:index="24" nillable="true" ma:displayName="MediaServiceSearchProperties" ma:hidden="true" ma:internalName="MediaServiceSearchProperties" ma:readOnly="true">
+    <xsd:element name="MediaServiceEventHashCode" ma:index="17" nillable="true" ma:displayName="MediaServiceEventHashCode" ma:hidden="true" ma:internalName="MediaServiceEventHashCode" ma:readOnly="true">
       <xsd:simpleType>
-        <xsd:restriction base="dms:Note"/>
+        <xsd:restriction base="dms:Text"/>
       </xsd:simpleType>
     </xsd:element>
   </xsd:schema>
-  <xsd:schema xmlns:xsd="http://www.w3.org/2001/XMLSchema" xmlns:xs="http://www.w3.org/2001/XMLSchema" xmlns:dms="http://schemas.microsoft.com/office/2006/documentManagement/types" xmlns:pc="http://schemas.microsoft.com/office/infopath/2007/PartnerControls" targetNamespace="a01df2a3-7cd3-472a-bff2-c4e41f1f5125" elementFormDefault="qualified">
+  <xsd:schema xmlns:xsd="http://www.w3.org/2001/XMLSchema" xmlns:xs="http://www.w3.org/2001/XMLSchema" xmlns:dms="http://schemas.microsoft.com/office/2006/documentManagement/types" xmlns:pc="http://schemas.microsoft.com/office/infopath/2007/PartnerControls" targetNamespace="1ea0291b-196e-49d1-95e6-84c7fa1b9a06" elementFormDefault="qualified">
     <xsd:import namespace="http://schemas.microsoft.com/office/2006/documentManagement/types"/>
     <xsd:import namespace="http://schemas.microsoft.com/office/infopath/2007/PartnerControls"/>
-    <xsd:element name="SharedWithUsers" ma:index="10" nillable="true" ma:displayName="Compartilhado com" ma:internalName="SharedWithUsers" ma:readOnly="true">
-      <xsd:complexType>
-        <xsd:complexContent>
-          <xsd:extension base="dms:UserMulti">
-            <xsd:sequence>
-              <xsd:element name="UserInfo" minOccurs="0" maxOccurs="unbounded">
-                <xsd:complexType>
-                  <xsd:sequence>
-                    <xsd:element name="DisplayName" type="xsd:string" minOccurs="0"/>
-                    <xsd:element name="AccountId" type="dms:UserId" minOccurs="0" nillable="true"/>
-                    <xsd:element name="AccountType" type="xsd:string" minOccurs="0"/>
-                  </xsd:sequence>
-                </xsd:complexType>
-              </xsd:element>
-            </xsd:sequence>
-          </xsd:extension>
-        </xsd:complexContent>
-      </xsd:complexType>
-    </xsd:element>
-    <xsd:element name="SharedWithDetails" ma:index="11" nillable="true" ma:displayName="Detalhes de Compartilhado Com" ma:internalName="SharedWithDetails" ma:readOnly="true">
-      <xsd:simpleType>
-        <xsd:restriction base="dms:Note">
-          <xsd:maxLength value="255"/>
-        </xsd:restriction>
-      </xsd:simpleType>
-    </xsd:element>
-    <xsd:element name="TaxCatchAll" ma:index="22" nillable="true" ma:displayName="Taxonomy Catch All Column" ma:hidden="true" ma:list="{64c5053e-161f-4514-83fd-c4a1d936abdc}" ma:internalName="TaxCatchAll" ma:showField="CatchAllData" ma:web="a01df2a3-7cd3-472a-bff2-c4e41f1f5125">
+    <xsd:element name="TaxCatchAll" ma:index="13" nillable="true" ma:displayName="Taxonomy Catch All Column" ma:hidden="true" ma:list="{4953f1bd-6ff1-496d-a9c1-f6b1630ffd9e}" ma:internalName="TaxCatchAll" ma:showField="CatchAllData" ma:web="1ea0291b-196e-49d1-95e6-84c7fa1b9a06">
       <xsd:complexType>
         <xsd:complexContent>
           <xsd:extension base="dms:MultiChoiceLookup">
@@ -3854,18 +3620,18 @@
 </file>
 
 <file path=customXml/item2.xml><?xml version="1.0" encoding="utf-8"?>
-<b:Sources xmlns:b="http://schemas.openxmlformats.org/officeDocument/2006/bibliography" xmlns="http://schemas.openxmlformats.org/officeDocument/2006/bibliography" SelectedStyle="\APASixthEditionOfficeOnline.xsl" StyleName="APA" Version="6"/>
+<p:properties xmlns:p="http://schemas.microsoft.com/office/2006/metadata/properties" xmlns:xsi="http://www.w3.org/2001/XMLSchema-instance" xmlns:pc="http://schemas.microsoft.com/office/infopath/2007/PartnerControls">
+  <documentManagement>
+    <lcf76f155ced4ddcb4097134ff3c332f xmlns="caef4c4a-035d-4ffb-bcaa-d117ff00202a">
+      <Terms xmlns="http://schemas.microsoft.com/office/infopath/2007/PartnerControls"/>
+    </lcf76f155ced4ddcb4097134ff3c332f>
+    <TaxCatchAll xmlns="1ea0291b-196e-49d1-95e6-84c7fa1b9a06" xsi:nil="true"/>
+  </documentManagement>
+</p:properties>
 </file>
 
 <file path=customXml/item3.xml><?xml version="1.0" encoding="utf-8"?>
-<p:properties xmlns:p="http://schemas.microsoft.com/office/2006/metadata/properties" xmlns:xsi="http://www.w3.org/2001/XMLSchema-instance" xmlns:pc="http://schemas.microsoft.com/office/infopath/2007/PartnerControls">
-  <documentManagement>
-    <lcf76f155ced4ddcb4097134ff3c332f xmlns="cef28ad2-c1f9-459b-88b5-e76bd4516cda">
-      <Terms xmlns="http://schemas.microsoft.com/office/infopath/2007/PartnerControls"/>
-    </lcf76f155ced4ddcb4097134ff3c332f>
-    <TaxCatchAll xmlns="a01df2a3-7cd3-472a-bff2-c4e41f1f5125" xsi:nil="true"/>
-  </documentManagement>
-</p:properties>
+<b:Sources xmlns:b="http://schemas.openxmlformats.org/officeDocument/2006/bibliography" xmlns="http://schemas.openxmlformats.org/officeDocument/2006/bibliography" SelectedStyle="/APASixthEditionOfficeOnline.xsl" StyleName="APA" Version="6"/>
 </file>
 
 <file path=customXml/item4.xml><?xml version="1.0" encoding="utf-8"?>
@@ -3878,14 +3644,14 @@
 </file>
 
 <file path=customXml/itemProps1.xml><?xml version="1.0" encoding="utf-8"?>
-<ds:datastoreItem xmlns:ds="http://schemas.openxmlformats.org/officeDocument/2006/customXml" ds:itemID="{9AD734C6-7892-425D-A675-5A79F259B6E8}">
+<ds:datastoreItem xmlns:ds="http://schemas.openxmlformats.org/officeDocument/2006/customXml" ds:itemID="{28C9B355-9C06-4CD6-8E3A-2A7A252136D1}">
   <ds:schemaRefs>
     <ds:schemaRef ds:uri="http://schemas.microsoft.com/office/2006/metadata/contentType"/>
     <ds:schemaRef ds:uri="http://schemas.microsoft.com/office/2006/metadata/properties/metaAttributes"/>
     <ds:schemaRef ds:uri="http://www.w3.org/2001/XMLSchema"/>
     <ds:schemaRef ds:uri="http://schemas.microsoft.com/office/2006/metadata/properties"/>
-    <ds:schemaRef ds:uri="cef28ad2-c1f9-459b-88b5-e76bd4516cda"/>
-    <ds:schemaRef ds:uri="a01df2a3-7cd3-472a-bff2-c4e41f1f5125"/>
+    <ds:schemaRef ds:uri="caef4c4a-035d-4ffb-bcaa-d117ff00202a"/>
+    <ds:schemaRef ds:uri="1ea0291b-196e-49d1-95e6-84c7fa1b9a06"/>
     <ds:schemaRef ds:uri="http://schemas.microsoft.com/office/2006/documentManagement/types"/>
     <ds:schemaRef ds:uri="http://schemas.microsoft.com/office/infopath/2007/PartnerControls"/>
     <ds:schemaRef ds:uri="http://schemas.openxmlformats.org/package/2006/metadata/core-properties"/>
@@ -3897,26 +3663,26 @@
 </file>
 
 <file path=customXml/itemProps2.xml><?xml version="1.0" encoding="utf-8"?>
-<ds:datastoreItem xmlns:ds="http://schemas.openxmlformats.org/officeDocument/2006/customXml" ds:itemID="{E8A62635-2E9A-4A22-94E9-9341C2A208C9}">
+<ds:datastoreItem xmlns:ds="http://schemas.openxmlformats.org/officeDocument/2006/customXml" ds:itemID="{B2357DAC-D783-4A27-B966-D2891FF9940C}">
+  <ds:schemaRefs>
+    <ds:schemaRef ds:uri="http://schemas.microsoft.com/office/2006/metadata/properties"/>
+    <ds:schemaRef ds:uri="http://schemas.microsoft.com/office/infopath/2007/PartnerControls"/>
+    <ds:schemaRef ds:uri="caef4c4a-035d-4ffb-bcaa-d117ff00202a"/>
+    <ds:schemaRef ds:uri="1ea0291b-196e-49d1-95e6-84c7fa1b9a06"/>
+  </ds:schemaRefs>
+</ds:datastoreItem>
+</file>
+
+<file path=customXml/itemProps3.xml><?xml version="1.0" encoding="utf-8"?>
+<ds:datastoreItem xmlns:ds="http://schemas.openxmlformats.org/officeDocument/2006/customXml" ds:itemID="{4CCDD1C5-0C3B-8849-ABDA-BB66B30E841C}">
   <ds:schemaRefs>
     <ds:schemaRef ds:uri="http://schemas.openxmlformats.org/officeDocument/2006/bibliography"/>
   </ds:schemaRefs>
 </ds:datastoreItem>
 </file>
 
-<file path=customXml/itemProps3.xml><?xml version="1.0" encoding="utf-8"?>
-<ds:datastoreItem xmlns:ds="http://schemas.openxmlformats.org/officeDocument/2006/customXml" ds:itemID="{5CEE5FA9-401C-4B52-94EE-64FF25153FF7}">
-  <ds:schemaRefs>
-    <ds:schemaRef ds:uri="http://schemas.microsoft.com/office/2006/metadata/properties"/>
-    <ds:schemaRef ds:uri="http://schemas.microsoft.com/office/infopath/2007/PartnerControls"/>
-    <ds:schemaRef ds:uri="cef28ad2-c1f9-459b-88b5-e76bd4516cda"/>
-    <ds:schemaRef ds:uri="a01df2a3-7cd3-472a-bff2-c4e41f1f5125"/>
-  </ds:schemaRefs>
-</ds:datastoreItem>
-</file>
-
 <file path=customXml/itemProps4.xml><?xml version="1.0" encoding="utf-8"?>
-<ds:datastoreItem xmlns:ds="http://schemas.openxmlformats.org/officeDocument/2006/customXml" ds:itemID="{652848B6-DCF7-407F-BC3F-5C7230A321A3}">
+<ds:datastoreItem xmlns:ds="http://schemas.openxmlformats.org/officeDocument/2006/customXml" ds:itemID="{186F9346-AA61-4EE4-80BF-758BFE8BFB14}">
   <ds:schemaRefs>
     <ds:schemaRef ds:uri="http://schemas.microsoft.com/sharepoint/v3/contenttype/forms"/>
   </ds:schemaRefs>

--- a/cartas_timbradas/TIMBRADA - (01)_MOTORISTA (02)_VEICULOS.docx
+++ b/cartas_timbradas/TIMBRADA - (01)_MOTORISTA (02)_VEICULOS.docx
@@ -1041,12 +1041,8 @@
       </w:r>
     </w:p>
     <w:sectPr>
-      <w:headerReference w:type="even" r:id="rId10"/>
-      <w:headerReference w:type="default" r:id="rId11"/>
-      <w:footerReference w:type="even" r:id="rId12"/>
-      <w:footerReference w:type="default" r:id="rId13"/>
-      <w:headerReference w:type="first" r:id="rId14"/>
-      <w:footerReference w:type="first" r:id="rId15"/>
+      <w:headerReference w:type="default" r:id="rId10"/>
+      <w:footerReference w:type="default" r:id="rId11"/>
       <w:pgSz w:w="11906" w:h="16838"/>
       <w:pgMar w:top="1417" w:right="1701" w:bottom="1417" w:left="1701" w:header="708" w:footer="708" w:gutter="0"/>
       <w:cols w:space="708"/>
@@ -1076,16 +1072,6 @@
 </file>
 
 <file path=word/footer1.xml><?xml version="1.0" encoding="utf-8"?>
-<w:ftr xmlns:wpc="http://schemas.microsoft.com/office/word/2010/wordprocessingCanvas" xmlns:cx="http://schemas.microsoft.com/office/drawing/2014/chartex" xmlns:cx1="http://schemas.microsoft.com/office/drawing/2015/9/8/chartex" xmlns:cx2="http://schemas.microsoft.com/office/drawing/2015/10/21/chartex" xmlns:cx3="http://schemas.microsoft.com/office/drawing/2016/5/9/chartex" xmlns:cx4="http://schemas.microsoft.com/office/drawing/2016/5/10/chartex" xmlns:cx5="http://schemas.microsoft.com/office/drawing/2016/5/11/chartex" xmlns:cx6="http://schemas.microsoft.com/office/drawing/2016/5/12/chartex" xmlns:cx7="http://schemas.microsoft.com/office/drawing/2016/5/13/chartex" xmlns:cx8="http://schemas.microsoft.com/office/drawing/2016/5/14/chartex" xmlns:mc="http://schemas.openxmlformats.org/markup-compatibility/2006" xmlns:aink="http://schemas.microsoft.com/office/drawing/2016/ink" xmlns:am3d="http://schemas.microsoft.com/office/drawing/2017/model3d" xmlns:o="urn:schemas-microsoft-com:office:office" xmlns:oel="http://schemas.microsoft.com/office/2019/extlst" xmlns:r="http://schemas.openxmlformats.org/officeDocument/2006/relationships" xmlns:m="http://schemas.openxmlformats.org/officeDocument/2006/math" xmlns:v="urn:schemas-microsoft-com:vml" xmlns:wp14="http://schemas.microsoft.com/office/word/2010/wordprocessingDrawing" xmlns:wp="http://schemas.openxmlformats.org/drawingml/2006/wordprocessingDrawing" xmlns:w10="urn:schemas-microsoft-com:office:word" xmlns:w="http://schemas.openxmlformats.org/wordprocessingml/2006/main" xmlns:w14="http://schemas.microsoft.com/office/word/2010/wordml" xmlns:w15="http://schemas.microsoft.com/office/word/2012/wordml" xmlns:w16cex="http://schemas.microsoft.com/office/word/2018/wordml/cex" xmlns:w16cid="http://schemas.microsoft.com/office/word/2016/wordml/cid" xmlns:w16="http://schemas.microsoft.com/office/word/2018/wordml" xmlns:w16du="http://schemas.microsoft.com/office/word/2023/wordml/word16du" xmlns:w16sdtdh="http://schemas.microsoft.com/office/word/2020/wordml/sdtdatahash" xmlns:w16sdtfl="http://schemas.microsoft.com/office/word/2024/wordml/sdtformatlock" xmlns:w16se="http://schemas.microsoft.com/office/word/2015/wordml/symex" xmlns:wpg="http://schemas.microsoft.com/office/word/2010/wordprocessingGroup" xmlns:wpi="http://schemas.microsoft.com/office/word/2010/wordprocessingInk" xmlns:wne="http://schemas.microsoft.com/office/word/2006/wordml" xmlns:wps="http://schemas.microsoft.com/office/word/2010/wordprocessingShape" mc:Ignorable="w14 w15 w16se w16cid w16 w16cex w16sdtdh w16sdtfl w16du wp14">
-  <w:p>
-    <w:pPr>
-      <w:pStyle w:val="Rodap"/>
-    </w:pPr>
-  </w:p>
-</w:ftr>
-</file>
-
-<file path=word/footer2.xml><?xml version="1.0" encoding="utf-8"?>
 <w:ftr xmlns:wpc="http://schemas.microsoft.com/office/word/2010/wordprocessingCanvas" xmlns:cx="http://schemas.microsoft.com/office/drawing/2014/chartex" xmlns:cx1="http://schemas.microsoft.com/office/drawing/2015/9/8/chartex" xmlns:cx2="http://schemas.microsoft.com/office/drawing/2015/10/21/chartex" xmlns:cx3="http://schemas.microsoft.com/office/drawing/2016/5/9/chartex" xmlns:cx4="http://schemas.microsoft.com/office/drawing/2016/5/10/chartex" xmlns:cx5="http://schemas.microsoft.com/office/drawing/2016/5/11/chartex" xmlns:cx6="http://schemas.microsoft.com/office/drawing/2016/5/12/chartex" xmlns:cx7="http://schemas.microsoft.com/office/drawing/2016/5/13/chartex" xmlns:cx8="http://schemas.microsoft.com/office/drawing/2016/5/14/chartex" xmlns:mc="http://schemas.openxmlformats.org/markup-compatibility/2006" xmlns:aink="http://schemas.microsoft.com/office/drawing/2016/ink" xmlns:am3d="http://schemas.microsoft.com/office/drawing/2017/model3d" xmlns:o="urn:schemas-microsoft-com:office:office" xmlns:oel="http://schemas.microsoft.com/office/2019/extlst" xmlns:r="http://schemas.openxmlformats.org/officeDocument/2006/relationships" xmlns:m="http://schemas.openxmlformats.org/officeDocument/2006/math" xmlns:v="urn:schemas-microsoft-com:vml" xmlns:wp14="http://schemas.microsoft.com/office/word/2010/wordprocessingDrawing" xmlns:wp="http://schemas.openxmlformats.org/drawingml/2006/wordprocessingDrawing" xmlns:w10="urn:schemas-microsoft-com:office:word" xmlns:w="http://schemas.openxmlformats.org/wordprocessingml/2006/main" xmlns:w14="http://schemas.microsoft.com/office/word/2010/wordml" xmlns:w15="http://schemas.microsoft.com/office/word/2012/wordml" xmlns:w16cex="http://schemas.microsoft.com/office/word/2018/wordml/cex" xmlns:w16cid="http://schemas.microsoft.com/office/word/2016/wordml/cid" xmlns:w16="http://schemas.microsoft.com/office/word/2018/wordml" xmlns:w16du="http://schemas.microsoft.com/office/word/2023/wordml/word16du" xmlns:w16sdtdh="http://schemas.microsoft.com/office/word/2020/wordml/sdtdatahash" xmlns:w16sdtfl="http://schemas.microsoft.com/office/word/2024/wordml/sdtformatlock" xmlns:w16se="http://schemas.microsoft.com/office/word/2015/wordml/symex" xmlns:wpg="http://schemas.microsoft.com/office/word/2010/wordprocessingGroup" xmlns:wpi="http://schemas.microsoft.com/office/word/2010/wordprocessingInk" xmlns:wne="http://schemas.microsoft.com/office/word/2006/wordml" xmlns:wps="http://schemas.microsoft.com/office/word/2010/wordprocessingShape" mc:Ignorable="w14 w15 w16se w16cid w16 w16cex w16sdtdh w16sdtfl w16du wp14">
   <w:p>
     <w:pPr>
@@ -1142,7 +1128,7 @@
                               <w:sz w:val="28"/>
                               <w:szCs w:val="28"/>
                             </w:rPr>
-                            <w:t xml:space="preserve">J&amp;C Gestão de Riscos </w:t>
+                            <w:t xml:space="preserve">JC Gestão de Riscos </w:t>
                           </w:r>
                           <w:r>
                             <w:rPr>
@@ -1295,7 +1281,7 @@
                         <w:sz w:val="28"/>
                         <w:szCs w:val="28"/>
                       </w:rPr>
-                      <w:t xml:space="preserve">J&amp;C Gestão de Riscos </w:t>
+                      <w:t xml:space="preserve">JC Gestão de Riscos </w:t>
                     </w:r>
                     <w:r>
                       <w:rPr>
@@ -1653,16 +1639,6 @@
 </w:ftr>
 </file>
 
-<file path=word/footer3.xml><?xml version="1.0" encoding="utf-8"?>
-<w:ftr xmlns:wpc="http://schemas.microsoft.com/office/word/2010/wordprocessingCanvas" xmlns:cx="http://schemas.microsoft.com/office/drawing/2014/chartex" xmlns:cx1="http://schemas.microsoft.com/office/drawing/2015/9/8/chartex" xmlns:cx2="http://schemas.microsoft.com/office/drawing/2015/10/21/chartex" xmlns:cx3="http://schemas.microsoft.com/office/drawing/2016/5/9/chartex" xmlns:cx4="http://schemas.microsoft.com/office/drawing/2016/5/10/chartex" xmlns:cx5="http://schemas.microsoft.com/office/drawing/2016/5/11/chartex" xmlns:cx6="http://schemas.microsoft.com/office/drawing/2016/5/12/chartex" xmlns:cx7="http://schemas.microsoft.com/office/drawing/2016/5/13/chartex" xmlns:cx8="http://schemas.microsoft.com/office/drawing/2016/5/14/chartex" xmlns:mc="http://schemas.openxmlformats.org/markup-compatibility/2006" xmlns:aink="http://schemas.microsoft.com/office/drawing/2016/ink" xmlns:am3d="http://schemas.microsoft.com/office/drawing/2017/model3d" xmlns:o="urn:schemas-microsoft-com:office:office" xmlns:oel="http://schemas.microsoft.com/office/2019/extlst" xmlns:r="http://schemas.openxmlformats.org/officeDocument/2006/relationships" xmlns:m="http://schemas.openxmlformats.org/officeDocument/2006/math" xmlns:v="urn:schemas-microsoft-com:vml" xmlns:wp14="http://schemas.microsoft.com/office/word/2010/wordprocessingDrawing" xmlns:wp="http://schemas.openxmlformats.org/drawingml/2006/wordprocessingDrawing" xmlns:w10="urn:schemas-microsoft-com:office:word" xmlns:w="http://schemas.openxmlformats.org/wordprocessingml/2006/main" xmlns:w14="http://schemas.microsoft.com/office/word/2010/wordml" xmlns:w15="http://schemas.microsoft.com/office/word/2012/wordml" xmlns:w16cex="http://schemas.microsoft.com/office/word/2018/wordml/cex" xmlns:w16cid="http://schemas.microsoft.com/office/word/2016/wordml/cid" xmlns:w16="http://schemas.microsoft.com/office/word/2018/wordml" xmlns:w16du="http://schemas.microsoft.com/office/word/2023/wordml/word16du" xmlns:w16sdtdh="http://schemas.microsoft.com/office/word/2020/wordml/sdtdatahash" xmlns:w16sdtfl="http://schemas.microsoft.com/office/word/2024/wordml/sdtformatlock" xmlns:w16se="http://schemas.microsoft.com/office/word/2015/wordml/symex" xmlns:wpg="http://schemas.microsoft.com/office/word/2010/wordprocessingGroup" xmlns:wpi="http://schemas.microsoft.com/office/word/2010/wordprocessingInk" xmlns:wne="http://schemas.microsoft.com/office/word/2006/wordml" xmlns:wps="http://schemas.microsoft.com/office/word/2010/wordprocessingShape" mc:Ignorable="w14 w15 w16se w16cid w16 w16cex w16sdtdh w16sdtfl w16du wp14">
-  <w:p>
-    <w:pPr>
-      <w:pStyle w:val="Rodap"/>
-    </w:pPr>
-  </w:p>
-</w:ftr>
-</file>
-
 <file path=word/footnotes.xml><?xml version="1.0" encoding="utf-8"?>
 <w:footnotes xmlns:wpc="http://schemas.microsoft.com/office/word/2010/wordprocessingCanvas" xmlns:cx="http://schemas.microsoft.com/office/drawing/2014/chartex" xmlns:cx1="http://schemas.microsoft.com/office/drawing/2015/9/8/chartex" xmlns:cx2="http://schemas.microsoft.com/office/drawing/2015/10/21/chartex" xmlns:cx3="http://schemas.microsoft.com/office/drawing/2016/5/9/chartex" xmlns:cx4="http://schemas.microsoft.com/office/drawing/2016/5/10/chartex" xmlns:cx5="http://schemas.microsoft.com/office/drawing/2016/5/11/chartex" xmlns:cx6="http://schemas.microsoft.com/office/drawing/2016/5/12/chartex" xmlns:cx7="http://schemas.microsoft.com/office/drawing/2016/5/13/chartex" xmlns:cx8="http://schemas.microsoft.com/office/drawing/2016/5/14/chartex" xmlns:mc="http://schemas.openxmlformats.org/markup-compatibility/2006" xmlns:aink="http://schemas.microsoft.com/office/drawing/2016/ink" xmlns:am3d="http://schemas.microsoft.com/office/drawing/2017/model3d" xmlns:o="urn:schemas-microsoft-com:office:office" xmlns:oel="http://schemas.microsoft.com/office/2019/extlst" xmlns:r="http://schemas.openxmlformats.org/officeDocument/2006/relationships" xmlns:m="http://schemas.openxmlformats.org/officeDocument/2006/math" xmlns:v="urn:schemas-microsoft-com:vml" xmlns:wp14="http://schemas.microsoft.com/office/word/2010/wordprocessingDrawing" xmlns:wp="http://schemas.openxmlformats.org/drawingml/2006/wordprocessingDrawing" xmlns:w10="urn:schemas-microsoft-com:office:word" xmlns:w="http://schemas.openxmlformats.org/wordprocessingml/2006/main" xmlns:w14="http://schemas.microsoft.com/office/word/2010/wordml" xmlns:w15="http://schemas.microsoft.com/office/word/2012/wordml" xmlns:w16cex="http://schemas.microsoft.com/office/word/2018/wordml/cex" xmlns:w16cid="http://schemas.microsoft.com/office/word/2016/wordml/cid" xmlns:w16="http://schemas.microsoft.com/office/word/2018/wordml" xmlns:w16du="http://schemas.microsoft.com/office/word/2023/wordml/word16du" xmlns:w16sdtdh="http://schemas.microsoft.com/office/word/2020/wordml/sdtdatahash" xmlns:w16sdtfl="http://schemas.microsoft.com/office/word/2024/wordml/sdtformatlock" xmlns:w16se="http://schemas.microsoft.com/office/word/2015/wordml/symex" xmlns:wpg="http://schemas.microsoft.com/office/word/2010/wordprocessingGroup" xmlns:wpi="http://schemas.microsoft.com/office/word/2010/wordprocessingInk" xmlns:wne="http://schemas.microsoft.com/office/word/2006/wordml" xmlns:wps="http://schemas.microsoft.com/office/word/2010/wordprocessingShape" mc:Ignorable="w14 w15 w16se w16cid w16 w16cex w16sdtdh w16sdtfl w16du wp14">
   <w:footnote w:type="separator" w:id="-1">
@@ -1683,16 +1659,6 @@
 </file>
 
 <file path=word/header1.xml><?xml version="1.0" encoding="utf-8"?>
-<w:hdr xmlns:wpc="http://schemas.microsoft.com/office/word/2010/wordprocessingCanvas" xmlns:cx="http://schemas.microsoft.com/office/drawing/2014/chartex" xmlns:cx1="http://schemas.microsoft.com/office/drawing/2015/9/8/chartex" xmlns:cx2="http://schemas.microsoft.com/office/drawing/2015/10/21/chartex" xmlns:cx3="http://schemas.microsoft.com/office/drawing/2016/5/9/chartex" xmlns:cx4="http://schemas.microsoft.com/office/drawing/2016/5/10/chartex" xmlns:cx5="http://schemas.microsoft.com/office/drawing/2016/5/11/chartex" xmlns:cx6="http://schemas.microsoft.com/office/drawing/2016/5/12/chartex" xmlns:cx7="http://schemas.microsoft.com/office/drawing/2016/5/13/chartex" xmlns:cx8="http://schemas.microsoft.com/office/drawing/2016/5/14/chartex" xmlns:mc="http://schemas.openxmlformats.org/markup-compatibility/2006" xmlns:aink="http://schemas.microsoft.com/office/drawing/2016/ink" xmlns:am3d="http://schemas.microsoft.com/office/drawing/2017/model3d" xmlns:o="urn:schemas-microsoft-com:office:office" xmlns:oel="http://schemas.microsoft.com/office/2019/extlst" xmlns:r="http://schemas.openxmlformats.org/officeDocument/2006/relationships" xmlns:m="http://schemas.openxmlformats.org/officeDocument/2006/math" xmlns:v="urn:schemas-microsoft-com:vml" xmlns:wp14="http://schemas.microsoft.com/office/word/2010/wordprocessingDrawing" xmlns:wp="http://schemas.openxmlformats.org/drawingml/2006/wordprocessingDrawing" xmlns:w10="urn:schemas-microsoft-com:office:word" xmlns:w="http://schemas.openxmlformats.org/wordprocessingml/2006/main" xmlns:w14="http://schemas.microsoft.com/office/word/2010/wordml" xmlns:w15="http://schemas.microsoft.com/office/word/2012/wordml" xmlns:w16cex="http://schemas.microsoft.com/office/word/2018/wordml/cex" xmlns:w16cid="http://schemas.microsoft.com/office/word/2016/wordml/cid" xmlns:w16="http://schemas.microsoft.com/office/word/2018/wordml" xmlns:w16du="http://schemas.microsoft.com/office/word/2023/wordml/word16du" xmlns:w16sdtdh="http://schemas.microsoft.com/office/word/2020/wordml/sdtdatahash" xmlns:w16sdtfl="http://schemas.microsoft.com/office/word/2024/wordml/sdtformatlock" xmlns:w16se="http://schemas.microsoft.com/office/word/2015/wordml/symex" xmlns:wpg="http://schemas.microsoft.com/office/word/2010/wordprocessingGroup" xmlns:wpi="http://schemas.microsoft.com/office/word/2010/wordprocessingInk" xmlns:wne="http://schemas.microsoft.com/office/word/2006/wordml" xmlns:wps="http://schemas.microsoft.com/office/word/2010/wordprocessingShape" mc:Ignorable="w14 w15 w16se w16cid w16 w16cex w16sdtdh w16sdtfl w16du wp14">
-  <w:p>
-    <w:pPr>
-      <w:pStyle w:val="Cabealho"/>
-    </w:pPr>
-  </w:p>
-</w:hdr>
-</file>
-
-<file path=word/header2.xml><?xml version="1.0" encoding="utf-8"?>
 <w:hdr xmlns:wpc="http://schemas.microsoft.com/office/word/2010/wordprocessingCanvas" xmlns:cx="http://schemas.microsoft.com/office/drawing/2014/chartex" xmlns:cx1="http://schemas.microsoft.com/office/drawing/2015/9/8/chartex" xmlns:cx2="http://schemas.microsoft.com/office/drawing/2015/10/21/chartex" xmlns:cx3="http://schemas.microsoft.com/office/drawing/2016/5/9/chartex" xmlns:cx4="http://schemas.microsoft.com/office/drawing/2016/5/10/chartex" xmlns:cx5="http://schemas.microsoft.com/office/drawing/2016/5/11/chartex" xmlns:cx6="http://schemas.microsoft.com/office/drawing/2016/5/12/chartex" xmlns:cx7="http://schemas.microsoft.com/office/drawing/2016/5/13/chartex" xmlns:cx8="http://schemas.microsoft.com/office/drawing/2016/5/14/chartex" xmlns:mc="http://schemas.openxmlformats.org/markup-compatibility/2006" xmlns:aink="http://schemas.microsoft.com/office/drawing/2016/ink" xmlns:am3d="http://schemas.microsoft.com/office/drawing/2017/model3d" xmlns:o="urn:schemas-microsoft-com:office:office" xmlns:oel="http://schemas.microsoft.com/office/2019/extlst" xmlns:r="http://schemas.openxmlformats.org/officeDocument/2006/relationships" xmlns:m="http://schemas.openxmlformats.org/officeDocument/2006/math" xmlns:v="urn:schemas-microsoft-com:vml" xmlns:wp14="http://schemas.microsoft.com/office/word/2010/wordprocessingDrawing" xmlns:wp="http://schemas.openxmlformats.org/drawingml/2006/wordprocessingDrawing" xmlns:w10="urn:schemas-microsoft-com:office:word" xmlns:w="http://schemas.openxmlformats.org/wordprocessingml/2006/main" xmlns:w14="http://schemas.microsoft.com/office/word/2010/wordml" xmlns:w15="http://schemas.microsoft.com/office/word/2012/wordml" xmlns:w16cex="http://schemas.microsoft.com/office/word/2018/wordml/cex" xmlns:w16cid="http://schemas.microsoft.com/office/word/2016/wordml/cid" xmlns:w16="http://schemas.microsoft.com/office/word/2018/wordml" xmlns:w16du="http://schemas.microsoft.com/office/word/2023/wordml/word16du" xmlns:w16sdtdh="http://schemas.microsoft.com/office/word/2020/wordml/sdtdatahash" xmlns:w16sdtfl="http://schemas.microsoft.com/office/word/2024/wordml/sdtformatlock" xmlns:w16se="http://schemas.microsoft.com/office/word/2015/wordml/symex" xmlns:wpg="http://schemas.microsoft.com/office/word/2010/wordprocessingGroup" xmlns:wpi="http://schemas.microsoft.com/office/word/2010/wordprocessingInk" xmlns:wne="http://schemas.microsoft.com/office/word/2006/wordml" xmlns:wps="http://schemas.microsoft.com/office/word/2010/wordprocessingShape" mc:Ignorable="w14 w15 w16se w16cid w16 w16cex w16sdtdh w16sdtfl w16du wp14">
   <w:p>
     <w:pPr>
@@ -2147,16 +2113,6 @@
 </w:hdr>
 </file>
 
-<file path=word/header3.xml><?xml version="1.0" encoding="utf-8"?>
-<w:hdr xmlns:wpc="http://schemas.microsoft.com/office/word/2010/wordprocessingCanvas" xmlns:cx="http://schemas.microsoft.com/office/drawing/2014/chartex" xmlns:cx1="http://schemas.microsoft.com/office/drawing/2015/9/8/chartex" xmlns:cx2="http://schemas.microsoft.com/office/drawing/2015/10/21/chartex" xmlns:cx3="http://schemas.microsoft.com/office/drawing/2016/5/9/chartex" xmlns:cx4="http://schemas.microsoft.com/office/drawing/2016/5/10/chartex" xmlns:cx5="http://schemas.microsoft.com/office/drawing/2016/5/11/chartex" xmlns:cx6="http://schemas.microsoft.com/office/drawing/2016/5/12/chartex" xmlns:cx7="http://schemas.microsoft.com/office/drawing/2016/5/13/chartex" xmlns:cx8="http://schemas.microsoft.com/office/drawing/2016/5/14/chartex" xmlns:mc="http://schemas.openxmlformats.org/markup-compatibility/2006" xmlns:aink="http://schemas.microsoft.com/office/drawing/2016/ink" xmlns:am3d="http://schemas.microsoft.com/office/drawing/2017/model3d" xmlns:o="urn:schemas-microsoft-com:office:office" xmlns:oel="http://schemas.microsoft.com/office/2019/extlst" xmlns:r="http://schemas.openxmlformats.org/officeDocument/2006/relationships" xmlns:m="http://schemas.openxmlformats.org/officeDocument/2006/math" xmlns:v="urn:schemas-microsoft-com:vml" xmlns:wp14="http://schemas.microsoft.com/office/word/2010/wordprocessingDrawing" xmlns:wp="http://schemas.openxmlformats.org/drawingml/2006/wordprocessingDrawing" xmlns:w10="urn:schemas-microsoft-com:office:word" xmlns:w="http://schemas.openxmlformats.org/wordprocessingml/2006/main" xmlns:w14="http://schemas.microsoft.com/office/word/2010/wordml" xmlns:w15="http://schemas.microsoft.com/office/word/2012/wordml" xmlns:w16cex="http://schemas.microsoft.com/office/word/2018/wordml/cex" xmlns:w16cid="http://schemas.microsoft.com/office/word/2016/wordml/cid" xmlns:w16="http://schemas.microsoft.com/office/word/2018/wordml" xmlns:w16du="http://schemas.microsoft.com/office/word/2023/wordml/word16du" xmlns:w16sdtdh="http://schemas.microsoft.com/office/word/2020/wordml/sdtdatahash" xmlns:w16sdtfl="http://schemas.microsoft.com/office/word/2024/wordml/sdtformatlock" xmlns:w16se="http://schemas.microsoft.com/office/word/2015/wordml/symex" xmlns:wpg="http://schemas.microsoft.com/office/word/2010/wordprocessingGroup" xmlns:wpi="http://schemas.microsoft.com/office/word/2010/wordprocessingInk" xmlns:wne="http://schemas.microsoft.com/office/word/2006/wordml" xmlns:wps="http://schemas.microsoft.com/office/word/2010/wordprocessingShape" mc:Ignorable="w14 w15 w16se w16cid w16 w16cex w16sdtdh w16sdtfl w16du wp14">
-  <w:p>
-    <w:pPr>
-      <w:pStyle w:val="Cabealho"/>
-    </w:pPr>
-  </w:p>
-</w:hdr>
-</file>
-
 <file path=word/styles.xml><?xml version="1.0" encoding="utf-8"?>
 <w:styles xmlns:mc="http://schemas.openxmlformats.org/markup-compatibility/2006" xmlns:r="http://schemas.openxmlformats.org/officeDocument/2006/relationships" xmlns:w="http://schemas.openxmlformats.org/wordprocessingml/2006/main" xmlns:w14="http://schemas.microsoft.com/office/word/2010/wordml" xmlns:w15="http://schemas.microsoft.com/office/word/2012/wordml" xmlns:w16cex="http://schemas.microsoft.com/office/word/2018/wordml/cex" xmlns:w16cid="http://schemas.microsoft.com/office/word/2016/wordml/cid" xmlns:w16="http://schemas.microsoft.com/office/word/2018/wordml" xmlns:w16du="http://schemas.microsoft.com/office/word/2023/wordml/word16du" xmlns:w16sdtdh="http://schemas.microsoft.com/office/word/2020/wordml/sdtdatahash" xmlns:w16sdtfl="http://schemas.microsoft.com/office/word/2024/wordml/sdtformatlock" xmlns:w16se="http://schemas.microsoft.com/office/word/2015/wordml/symex" mc:Ignorable="w14 w15 w16se w16cid w16 w16cex w16sdtdh w16sdtfl w16du">
   <w:docDefaults>
@@ -3431,6 +3387,30 @@
 </file>
 
 <file path=customXml/item1.xml><?xml version="1.0" encoding="utf-8"?>
+<?mso-contentType ?>
+<FormTemplates xmlns="http://schemas.microsoft.com/sharepoint/v3/contenttype/forms">
+  <Display>DocumentLibraryForm</Display>
+  <Edit>DocumentLibraryForm</Edit>
+  <New>DocumentLibraryForm</New>
+</FormTemplates>
+</file>
+
+<file path=customXml/item2.xml><?xml version="1.0" encoding="utf-8"?>
+<b:Sources xmlns:b="http://schemas.openxmlformats.org/officeDocument/2006/bibliography" xmlns="http://schemas.openxmlformats.org/officeDocument/2006/bibliography" SelectedStyle="/APASixthEditionOfficeOnline.xsl" StyleName="APA" Version="6"/>
+</file>
+
+<file path=customXml/item3.xml><?xml version="1.0" encoding="utf-8"?>
+<p:properties xmlns:p="http://schemas.microsoft.com/office/2006/metadata/properties" xmlns:xsi="http://www.w3.org/2001/XMLSchema-instance" xmlns:pc="http://schemas.microsoft.com/office/infopath/2007/PartnerControls">
+  <documentManagement>
+    <lcf76f155ced4ddcb4097134ff3c332f xmlns="caef4c4a-035d-4ffb-bcaa-d117ff00202a">
+      <Terms xmlns="http://schemas.microsoft.com/office/infopath/2007/PartnerControls"/>
+    </lcf76f155ced4ddcb4097134ff3c332f>
+    <TaxCatchAll xmlns="1ea0291b-196e-49d1-95e6-84c7fa1b9a06" xsi:nil="true"/>
+  </documentManagement>
+</p:properties>
+</file>
+
+<file path=customXml/item4.xml><?xml version="1.0" encoding="utf-8"?>
 <ct:contentTypeSchema xmlns:ct="http://schemas.microsoft.com/office/2006/metadata/contentType" xmlns:ma="http://schemas.microsoft.com/office/2006/metadata/properties/metaAttributes" ct:_="" ma:_="" ma:contentTypeName="Documento" ma:contentTypeID="0x0101000F89E8D46E8A114BAECD566DFB523DAC" ma:contentTypeVersion="10" ma:contentTypeDescription="Crie um novo documento." ma:contentTypeScope="" ma:versionID="c5889e6cf4f064f02a88c18e47ab8976">
   <xsd:schema xmlns:xsd="http://www.w3.org/2001/XMLSchema" xmlns:xs="http://www.w3.org/2001/XMLSchema" xmlns:p="http://schemas.microsoft.com/office/2006/metadata/properties" xmlns:ns2="caef4c4a-035d-4ffb-bcaa-d117ff00202a" xmlns:ns3="1ea0291b-196e-49d1-95e6-84c7fa1b9a06" targetNamespace="http://schemas.microsoft.com/office/2006/metadata/properties" ma:root="true" ma:fieldsID="a956e2795b0dd2ba3baedc3c92cc041f" ns2:_="" ns3:_="">
     <xsd:import namespace="caef4c4a-035d-4ffb-bcaa-d117ff00202a"/>
@@ -3619,31 +3599,34 @@
 </ct:contentTypeSchema>
 </file>
 
-<file path=customXml/item2.xml><?xml version="1.0" encoding="utf-8"?>
-<p:properties xmlns:p="http://schemas.microsoft.com/office/2006/metadata/properties" xmlns:xsi="http://www.w3.org/2001/XMLSchema-instance" xmlns:pc="http://schemas.microsoft.com/office/infopath/2007/PartnerControls">
-  <documentManagement>
-    <lcf76f155ced4ddcb4097134ff3c332f xmlns="caef4c4a-035d-4ffb-bcaa-d117ff00202a">
-      <Terms xmlns="http://schemas.microsoft.com/office/infopath/2007/PartnerControls"/>
-    </lcf76f155ced4ddcb4097134ff3c332f>
-    <TaxCatchAll xmlns="1ea0291b-196e-49d1-95e6-84c7fa1b9a06" xsi:nil="true"/>
-  </documentManagement>
-</p:properties>
+<file path=customXml/itemProps1.xml><?xml version="1.0" encoding="utf-8"?>
+<ds:datastoreItem xmlns:ds="http://schemas.openxmlformats.org/officeDocument/2006/customXml" ds:itemID="{186F9346-AA61-4EE4-80BF-758BFE8BFB14}">
+  <ds:schemaRefs>
+    <ds:schemaRef ds:uri="http://schemas.microsoft.com/sharepoint/v3/contenttype/forms"/>
+  </ds:schemaRefs>
+</ds:datastoreItem>
 </file>
 
-<file path=customXml/item3.xml><?xml version="1.0" encoding="utf-8"?>
-<b:Sources xmlns:b="http://schemas.openxmlformats.org/officeDocument/2006/bibliography" xmlns="http://schemas.openxmlformats.org/officeDocument/2006/bibliography" SelectedStyle="/APASixthEditionOfficeOnline.xsl" StyleName="APA" Version="6"/>
+<file path=customXml/itemProps2.xml><?xml version="1.0" encoding="utf-8"?>
+<ds:datastoreItem xmlns:ds="http://schemas.openxmlformats.org/officeDocument/2006/customXml" ds:itemID="{4CCDD1C5-0C3B-8849-ABDA-BB66B30E841C}">
+  <ds:schemaRefs>
+    <ds:schemaRef ds:uri="http://schemas.openxmlformats.org/officeDocument/2006/bibliography"/>
+  </ds:schemaRefs>
+</ds:datastoreItem>
 </file>
 
-<file path=customXml/item4.xml><?xml version="1.0" encoding="utf-8"?>
-<?mso-contentType ?>
-<FormTemplates xmlns="http://schemas.microsoft.com/sharepoint/v3/contenttype/forms">
-  <Display>DocumentLibraryForm</Display>
-  <Edit>DocumentLibraryForm</Edit>
-  <New>DocumentLibraryForm</New>
-</FormTemplates>
+<file path=customXml/itemProps3.xml><?xml version="1.0" encoding="utf-8"?>
+<ds:datastoreItem xmlns:ds="http://schemas.openxmlformats.org/officeDocument/2006/customXml" ds:itemID="{B2357DAC-D783-4A27-B966-D2891FF9940C}">
+  <ds:schemaRefs>
+    <ds:schemaRef ds:uri="http://schemas.microsoft.com/office/2006/metadata/properties"/>
+    <ds:schemaRef ds:uri="http://schemas.microsoft.com/office/infopath/2007/PartnerControls"/>
+    <ds:schemaRef ds:uri="caef4c4a-035d-4ffb-bcaa-d117ff00202a"/>
+    <ds:schemaRef ds:uri="1ea0291b-196e-49d1-95e6-84c7fa1b9a06"/>
+  </ds:schemaRefs>
+</ds:datastoreItem>
 </file>
 
-<file path=customXml/itemProps1.xml><?xml version="1.0" encoding="utf-8"?>
+<file path=customXml/itemProps4.xml><?xml version="1.0" encoding="utf-8"?>
 <ds:datastoreItem xmlns:ds="http://schemas.openxmlformats.org/officeDocument/2006/customXml" ds:itemID="{28C9B355-9C06-4CD6-8E3A-2A7A252136D1}">
   <ds:schemaRefs>
     <ds:schemaRef ds:uri="http://schemas.microsoft.com/office/2006/metadata/contentType"/>
@@ -3660,31 +3643,4 @@
     <ds:schemaRef ds:uri="http://schemas.microsoft.com/internal/obd"/>
   </ds:schemaRefs>
 </ds:datastoreItem>
-</file>
-
-<file path=customXml/itemProps2.xml><?xml version="1.0" encoding="utf-8"?>
-<ds:datastoreItem xmlns:ds="http://schemas.openxmlformats.org/officeDocument/2006/customXml" ds:itemID="{B2357DAC-D783-4A27-B966-D2891FF9940C}">
-  <ds:schemaRefs>
-    <ds:schemaRef ds:uri="http://schemas.microsoft.com/office/2006/metadata/properties"/>
-    <ds:schemaRef ds:uri="http://schemas.microsoft.com/office/infopath/2007/PartnerControls"/>
-    <ds:schemaRef ds:uri="caef4c4a-035d-4ffb-bcaa-d117ff00202a"/>
-    <ds:schemaRef ds:uri="1ea0291b-196e-49d1-95e6-84c7fa1b9a06"/>
-  </ds:schemaRefs>
-</ds:datastoreItem>
-</file>
-
-<file path=customXml/itemProps3.xml><?xml version="1.0" encoding="utf-8"?>
-<ds:datastoreItem xmlns:ds="http://schemas.openxmlformats.org/officeDocument/2006/customXml" ds:itemID="{4CCDD1C5-0C3B-8849-ABDA-BB66B30E841C}">
-  <ds:schemaRefs>
-    <ds:schemaRef ds:uri="http://schemas.openxmlformats.org/officeDocument/2006/bibliography"/>
-  </ds:schemaRefs>
-</ds:datastoreItem>
-</file>
-
-<file path=customXml/itemProps4.xml><?xml version="1.0" encoding="utf-8"?>
-<ds:datastoreItem xmlns:ds="http://schemas.openxmlformats.org/officeDocument/2006/customXml" ds:itemID="{186F9346-AA61-4EE4-80BF-758BFE8BFB14}">
-  <ds:schemaRefs>
-    <ds:schemaRef ds:uri="http://schemas.microsoft.com/sharepoint/v3/contenttype/forms"/>
-  </ds:schemaRefs>
-</ds:datastoreItem>
 </file>